--- a/技术文档/DDL性能测试报告.docx
+++ b/技术文档/DDL性能测试报告.docx
@@ -15,6 +15,8 @@
           <w:lang w:val="en-US" w:eastAsia="zh-CN"/>
         </w:rPr>
       </w:pPr>
+      <w:bookmarkStart w:id="0" w:name="_GoBack"/>
+      <w:bookmarkEnd w:id="0"/>
       <w:r>
         <w:rPr>
           <w:rFonts w:hint="eastAsia" w:ascii="宋体" w:hAnsi="宋体" w:eastAsia="宋体" w:cs="宋体"/>
@@ -399,8 +401,8 @@
         </w:tblCellMar>
       </w:tblPr>
       <w:tblGrid>
-        <w:gridCol w:w="2297"/>
-        <w:gridCol w:w="6140"/>
+        <w:gridCol w:w="2462"/>
+        <w:gridCol w:w="5975"/>
       </w:tblGrid>
       <w:tr>
         <w:tblPrEx>
@@ -421,7 +423,7 @@
         </w:tblPrEx>
         <w:tc>
           <w:tcPr>
-            <w:tcW w:w="2297" w:type="dxa"/>
+            <w:tcW w:w="2462" w:type="dxa"/>
             <w:tcBorders>
               <w:top w:val="single" w:color="000000" w:sz="12" w:space="0"/>
               <w:left w:val="nil"/>
@@ -463,7 +465,7 @@
         </w:tc>
         <w:tc>
           <w:tcPr>
-            <w:tcW w:w="6140" w:type="dxa"/>
+            <w:tcW w:w="5975" w:type="dxa"/>
             <w:tcBorders>
               <w:top w:val="single" w:color="000000" w:sz="12" w:space="0"/>
               <w:left w:val="nil"/>
@@ -522,7 +524,7 @@
         </w:tblPrEx>
         <w:tc>
           <w:tcPr>
-            <w:tcW w:w="2297" w:type="dxa"/>
+            <w:tcW w:w="2462" w:type="dxa"/>
             <w:tcBorders>
               <w:top w:val="single" w:color="000000" w:sz="4" w:space="0"/>
               <w:left w:val="nil"/>
@@ -534,36 +536,36 @@
           <w:p>
             <w:pPr>
               <w:spacing w:after="0" w:line="240" w:lineRule="auto"/>
-              <w:jc w:val="center"/>
-              <w:rPr>
-                <w:rFonts w:hint="eastAsia" w:ascii="Calibri" w:hAnsi="Calibri" w:eastAsia="宋体" w:cs="Times New Roman"/>
-                <w:b w:val="0"/>
-                <w:bCs w:val="0"/>
-                <w:color w:val="000000"/>
-                <w:kern w:val="0"/>
-                <w:sz w:val="24"/>
-                <w:szCs w:val="24"/>
-                <w:lang w:val="en-US" w:eastAsia="zh-CN" w:bidi="ar"/>
-              </w:rPr>
-            </w:pPr>
-            <w:r>
-              <w:rPr>
-                <w:rFonts w:hint="eastAsia" w:ascii="Calibri" w:hAnsi="Calibri" w:eastAsia="宋体" w:cs="Times New Roman"/>
-                <w:b w:val="0"/>
-                <w:bCs w:val="0"/>
-                <w:color w:val="000000"/>
-                <w:kern w:val="0"/>
-                <w:sz w:val="24"/>
-                <w:szCs w:val="24"/>
-                <w:lang w:val="en-US" w:eastAsia="zh-CN" w:bidi="ar"/>
-              </w:rPr>
-              <w:t>平均响应时间</w:t>
-            </w:r>
-          </w:p>
-        </w:tc>
-        <w:tc>
-          <w:tcPr>
-            <w:tcW w:w="6140" w:type="dxa"/>
+              <w:jc w:val="both"/>
+              <w:rPr>
+                <w:rFonts w:hint="eastAsia" w:ascii="Calibri" w:hAnsi="Calibri" w:eastAsia="宋体" w:cs="Times New Roman"/>
+                <w:b w:val="0"/>
+                <w:bCs w:val="0"/>
+                <w:color w:val="000000"/>
+                <w:kern w:val="0"/>
+                <w:sz w:val="24"/>
+                <w:szCs w:val="24"/>
+                <w:lang w:val="en-US" w:eastAsia="zh-CN" w:bidi="ar"/>
+              </w:rPr>
+            </w:pPr>
+            <w:r>
+              <w:rPr>
+                <w:rFonts w:hint="eastAsia" w:ascii="Calibri" w:hAnsi="Calibri" w:eastAsia="宋体" w:cs="Times New Roman"/>
+                <w:b w:val="0"/>
+                <w:bCs w:val="0"/>
+                <w:color w:val="000000"/>
+                <w:kern w:val="0"/>
+                <w:sz w:val="24"/>
+                <w:szCs w:val="24"/>
+                <w:lang w:val="en-US" w:eastAsia="zh-CN" w:bidi="ar"/>
+              </w:rPr>
+              <w:t>单接口平均响应时间</w:t>
+            </w:r>
+          </w:p>
+        </w:tc>
+        <w:tc>
+          <w:tcPr>
+            <w:tcW w:w="5975" w:type="dxa"/>
             <w:tcBorders>
               <w:top w:val="single" w:color="000000" w:sz="4" w:space="0"/>
               <w:left w:val="nil"/>
@@ -598,7 +600,7 @@
                 <w:szCs w:val="24"/>
                 <w:lang w:val="en-US" w:eastAsia="zh-CN" w:bidi="ar"/>
               </w:rPr>
-              <w:t>普通接口 ≤ 500 ms</w:t>
+              <w:t>普通接口 ≤ 200 ms</w:t>
             </w:r>
           </w:p>
         </w:tc>
@@ -622,7 +624,7 @@
         </w:tblPrEx>
         <w:tc>
           <w:tcPr>
-            <w:tcW w:w="2297" w:type="dxa"/>
+            <w:tcW w:w="2462" w:type="dxa"/>
             <w:tcBorders>
               <w:top w:val="nil"/>
               <w:left w:val="nil"/>
@@ -636,34 +638,34 @@
               <w:spacing w:after="0" w:line="240" w:lineRule="auto"/>
               <w:jc w:val="center"/>
               <w:rPr>
-                <w:rFonts w:hint="eastAsia" w:ascii="Calibri" w:hAnsi="Calibri" w:eastAsia="宋体" w:cs="Times New Roman"/>
-                <w:b w:val="0"/>
-                <w:bCs w:val="0"/>
-                <w:color w:val="000000"/>
-                <w:kern w:val="0"/>
-                <w:sz w:val="24"/>
-                <w:szCs w:val="24"/>
-                <w:lang w:val="en-US" w:eastAsia="zh-CN" w:bidi="ar"/>
-              </w:rPr>
-            </w:pPr>
-            <w:r>
-              <w:rPr>
-                <w:rFonts w:hint="eastAsia" w:ascii="Calibri" w:hAnsi="Calibri" w:eastAsia="宋体" w:cs="Times New Roman"/>
-                <w:b w:val="0"/>
-                <w:bCs w:val="0"/>
-                <w:color w:val="000000"/>
-                <w:kern w:val="0"/>
-                <w:sz w:val="24"/>
-                <w:szCs w:val="24"/>
-                <w:lang w:val="en-US" w:eastAsia="zh-CN" w:bidi="ar"/>
-              </w:rPr>
-              <w:t>P90 响应时间</w:t>
-            </w:r>
-          </w:p>
-        </w:tc>
-        <w:tc>
-          <w:tcPr>
-            <w:tcW w:w="6140" w:type="dxa"/>
+                <w:rFonts w:hint="default" w:ascii="Calibri" w:hAnsi="Calibri" w:eastAsia="宋体" w:cs="Times New Roman"/>
+                <w:b w:val="0"/>
+                <w:bCs w:val="0"/>
+                <w:color w:val="000000"/>
+                <w:kern w:val="0"/>
+                <w:sz w:val="24"/>
+                <w:szCs w:val="24"/>
+                <w:lang w:val="en-US" w:eastAsia="zh-CN" w:bidi="ar"/>
+              </w:rPr>
+            </w:pPr>
+            <w:r>
+              <w:rPr>
+                <w:rFonts w:hint="eastAsia" w:ascii="Calibri" w:hAnsi="Calibri" w:eastAsia="宋体" w:cs="Times New Roman"/>
+                <w:b w:val="0"/>
+                <w:bCs w:val="0"/>
+                <w:color w:val="000000"/>
+                <w:kern w:val="0"/>
+                <w:sz w:val="24"/>
+                <w:szCs w:val="24"/>
+                <w:lang w:val="en-US" w:eastAsia="zh-CN" w:bidi="ar"/>
+              </w:rPr>
+              <w:t>混合场景响应时间</w:t>
+            </w:r>
+          </w:p>
+        </w:tc>
+        <w:tc>
+          <w:tcPr>
+            <w:tcW w:w="5975" w:type="dxa"/>
             <w:tcBorders>
               <w:top w:val="nil"/>
               <w:left w:val="nil"/>
@@ -698,7 +700,7 @@
                 <w:szCs w:val="24"/>
                 <w:lang w:val="en-US" w:eastAsia="zh-CN" w:bidi="ar"/>
               </w:rPr>
-              <w:t>≤ 1000 ms</w:t>
+              <w:t>≤ 500 ms</w:t>
             </w:r>
           </w:p>
         </w:tc>
@@ -722,7 +724,7 @@
         </w:tblPrEx>
         <w:tc>
           <w:tcPr>
-            <w:tcW w:w="2297" w:type="dxa"/>
+            <w:tcW w:w="2462" w:type="dxa"/>
             <w:tcBorders>
               <w:top w:val="nil"/>
               <w:left w:val="nil"/>
@@ -757,13 +759,13 @@
                 <w:szCs w:val="24"/>
                 <w:lang w:val="en-US" w:eastAsia="zh-CN" w:bidi="ar"/>
               </w:rPr>
-              <w:t>P95 响应时间</w:t>
-            </w:r>
-          </w:p>
-        </w:tc>
-        <w:tc>
-          <w:tcPr>
-            <w:tcW w:w="6140" w:type="dxa"/>
+              <w:t>错误率</w:t>
+            </w:r>
+          </w:p>
+        </w:tc>
+        <w:tc>
+          <w:tcPr>
+            <w:tcW w:w="5975" w:type="dxa"/>
             <w:tcBorders>
               <w:top w:val="nil"/>
               <w:left w:val="nil"/>
@@ -798,7 +800,7 @@
                 <w:szCs w:val="24"/>
                 <w:lang w:val="en-US" w:eastAsia="zh-CN" w:bidi="ar"/>
               </w:rPr>
-              <w:t>≤ 1500 ms</w:t>
+              <w:t>≤ 1%</w:t>
             </w:r>
           </w:p>
         </w:tc>
@@ -822,7 +824,7 @@
         </w:tblPrEx>
         <w:tc>
           <w:tcPr>
-            <w:tcW w:w="2297" w:type="dxa"/>
+            <w:tcW w:w="2462" w:type="dxa"/>
             <w:tcBorders>
               <w:top w:val="nil"/>
               <w:left w:val="nil"/>
@@ -857,13 +859,13 @@
                 <w:szCs w:val="24"/>
                 <w:lang w:val="en-US" w:eastAsia="zh-CN" w:bidi="ar"/>
               </w:rPr>
-              <w:t>错误率</w:t>
-            </w:r>
-          </w:p>
-        </w:tc>
-        <w:tc>
-          <w:tcPr>
-            <w:tcW w:w="6140" w:type="dxa"/>
+              <w:t>吞吐量</w:t>
+            </w:r>
+          </w:p>
+        </w:tc>
+        <w:tc>
+          <w:tcPr>
+            <w:tcW w:w="5975" w:type="dxa"/>
             <w:tcBorders>
               <w:top w:val="nil"/>
               <w:left w:val="nil"/>
@@ -898,7 +900,7 @@
                 <w:szCs w:val="24"/>
                 <w:lang w:val="en-US" w:eastAsia="zh-CN" w:bidi="ar"/>
               </w:rPr>
-              <w:t>≤ 1%</w:t>
+              <w:t>50 并发下稳定处理核心业务请求</w:t>
             </w:r>
           </w:p>
         </w:tc>
@@ -922,7 +924,7 @@
         </w:tblPrEx>
         <w:tc>
           <w:tcPr>
-            <w:tcW w:w="2297" w:type="dxa"/>
+            <w:tcW w:w="2462" w:type="dxa"/>
             <w:tcBorders>
               <w:top w:val="nil"/>
               <w:left w:val="nil"/>
@@ -957,13 +959,13 @@
                 <w:szCs w:val="24"/>
                 <w:lang w:val="en-US" w:eastAsia="zh-CN" w:bidi="ar"/>
               </w:rPr>
-              <w:t>吞吐量</w:t>
-            </w:r>
-          </w:p>
-        </w:tc>
-        <w:tc>
-          <w:tcPr>
-            <w:tcW w:w="6140" w:type="dxa"/>
+              <w:t>CPU 使用率</w:t>
+            </w:r>
+          </w:p>
+        </w:tc>
+        <w:tc>
+          <w:tcPr>
+            <w:tcW w:w="5975" w:type="dxa"/>
             <w:tcBorders>
               <w:top w:val="nil"/>
               <w:left w:val="nil"/>
@@ -998,7 +1000,7 @@
                 <w:szCs w:val="24"/>
                 <w:lang w:val="en-US" w:eastAsia="zh-CN" w:bidi="ar"/>
               </w:rPr>
-              <w:t>50 并发下稳定处理核心业务请求</w:t>
+              <w:t>平均 ≤ 80%</w:t>
             </w:r>
           </w:p>
         </w:tc>
@@ -1022,7 +1024,7 @@
         </w:tblPrEx>
         <w:tc>
           <w:tcPr>
-            <w:tcW w:w="2297" w:type="dxa"/>
+            <w:tcW w:w="2462" w:type="dxa"/>
             <w:tcBorders>
               <w:top w:val="nil"/>
               <w:left w:val="nil"/>
@@ -1043,27 +1045,29 @@
                 <w:kern w:val="0"/>
                 <w:sz w:val="24"/>
                 <w:szCs w:val="24"/>
-                <w:lang w:val="en-US" w:eastAsia="zh-CN" w:bidi="ar"/>
-              </w:rPr>
-            </w:pPr>
-            <w:r>
-              <w:rPr>
-                <w:rFonts w:hint="eastAsia" w:ascii="Calibri" w:hAnsi="Calibri" w:eastAsia="宋体" w:cs="Times New Roman"/>
-                <w:b w:val="0"/>
-                <w:bCs w:val="0"/>
-                <w:color w:val="000000"/>
-                <w:kern w:val="0"/>
-                <w:sz w:val="24"/>
-                <w:szCs w:val="24"/>
-                <w:lang w:val="en-US" w:eastAsia="zh-CN" w:bidi="ar"/>
-              </w:rPr>
-              <w:t>CPU 使用率</w:t>
-            </w:r>
-          </w:p>
-        </w:tc>
-        <w:tc>
-          <w:tcPr>
-            <w:tcW w:w="6140" w:type="dxa"/>
+                <w:highlight w:val="none"/>
+                <w:lang w:val="en-US" w:eastAsia="zh-CN" w:bidi="ar"/>
+              </w:rPr>
+            </w:pPr>
+            <w:r>
+              <w:rPr>
+                <w:rFonts w:hint="eastAsia" w:ascii="Calibri" w:hAnsi="Calibri" w:eastAsia="宋体" w:cs="Times New Roman"/>
+                <w:b w:val="0"/>
+                <w:bCs w:val="0"/>
+                <w:color w:val="000000"/>
+                <w:kern w:val="0"/>
+                <w:sz w:val="24"/>
+                <w:szCs w:val="24"/>
+                <w:highlight w:val="none"/>
+                <w:lang w:val="en-US" w:eastAsia="zh-CN" w:bidi="ar"/>
+              </w:rPr>
+              <w:t>内存使用率</w:t>
+            </w:r>
+          </w:p>
+        </w:tc>
+        <w:tc>
+          <w:tcPr>
+            <w:tcW w:w="5975" w:type="dxa"/>
             <w:tcBorders>
               <w:top w:val="nil"/>
               <w:left w:val="nil"/>
@@ -1084,21 +1088,23 @@
                 <w:kern w:val="0"/>
                 <w:sz w:val="24"/>
                 <w:szCs w:val="24"/>
-                <w:lang w:val="en-US" w:eastAsia="zh-CN" w:bidi="ar"/>
-              </w:rPr>
-            </w:pPr>
-            <w:r>
-              <w:rPr>
-                <w:rFonts w:hint="eastAsia" w:ascii="Calibri" w:hAnsi="Calibri" w:eastAsia="宋体" w:cs="Times New Roman"/>
-                <w:b w:val="0"/>
-                <w:bCs w:val="0"/>
-                <w:color w:val="000000"/>
-                <w:kern w:val="0"/>
-                <w:sz w:val="24"/>
-                <w:szCs w:val="24"/>
-                <w:lang w:val="en-US" w:eastAsia="zh-CN" w:bidi="ar"/>
-              </w:rPr>
-              <w:t>平均 ≤ 80%</w:t>
+                <w:highlight w:val="none"/>
+                <w:lang w:val="en-US" w:eastAsia="zh-CN" w:bidi="ar"/>
+              </w:rPr>
+            </w:pPr>
+            <w:r>
+              <w:rPr>
+                <w:rFonts w:hint="eastAsia" w:ascii="Calibri" w:hAnsi="Calibri" w:eastAsia="宋体" w:cs="Times New Roman"/>
+                <w:b w:val="0"/>
+                <w:bCs w:val="0"/>
+                <w:color w:val="000000"/>
+                <w:kern w:val="0"/>
+                <w:sz w:val="24"/>
+                <w:szCs w:val="24"/>
+                <w:highlight w:val="none"/>
+                <w:lang w:val="en-US" w:eastAsia="zh-CN" w:bidi="ar"/>
+              </w:rPr>
+              <w:t>无持续上升趋势</w:t>
             </w:r>
           </w:p>
         </w:tc>
@@ -1122,7 +1128,7 @@
         </w:tblPrEx>
         <w:tc>
           <w:tcPr>
-            <w:tcW w:w="2297" w:type="dxa"/>
+            <w:tcW w:w="2462" w:type="dxa"/>
             <w:tcBorders>
               <w:top w:val="nil"/>
               <w:left w:val="nil"/>
@@ -1143,29 +1149,27 @@
                 <w:kern w:val="0"/>
                 <w:sz w:val="24"/>
                 <w:szCs w:val="24"/>
-                <w:highlight w:val="none"/>
-                <w:lang w:val="en-US" w:eastAsia="zh-CN" w:bidi="ar"/>
-              </w:rPr>
-            </w:pPr>
-            <w:r>
-              <w:rPr>
-                <w:rFonts w:hint="eastAsia" w:ascii="Calibri" w:hAnsi="Calibri" w:eastAsia="宋体" w:cs="Times New Roman"/>
-                <w:b w:val="0"/>
-                <w:bCs w:val="0"/>
-                <w:color w:val="000000"/>
-                <w:kern w:val="0"/>
-                <w:sz w:val="24"/>
-                <w:szCs w:val="24"/>
-                <w:highlight w:val="none"/>
-                <w:lang w:val="en-US" w:eastAsia="zh-CN" w:bidi="ar"/>
-              </w:rPr>
-              <w:t>内存使用率</w:t>
-            </w:r>
-          </w:p>
-        </w:tc>
-        <w:tc>
-          <w:tcPr>
-            <w:tcW w:w="6140" w:type="dxa"/>
+                <w:lang w:val="en-US" w:eastAsia="zh-CN" w:bidi="ar"/>
+              </w:rPr>
+            </w:pPr>
+            <w:r>
+              <w:rPr>
+                <w:rFonts w:hint="eastAsia" w:ascii="Calibri" w:hAnsi="Calibri" w:eastAsia="宋体" w:cs="Times New Roman"/>
+                <w:b w:val="0"/>
+                <w:bCs w:val="0"/>
+                <w:color w:val="000000"/>
+                <w:kern w:val="0"/>
+                <w:sz w:val="24"/>
+                <w:szCs w:val="24"/>
+                <w:lang w:val="en-US" w:eastAsia="zh-CN" w:bidi="ar"/>
+              </w:rPr>
+              <w:t>数据库连接</w:t>
+            </w:r>
+          </w:p>
+        </w:tc>
+        <w:tc>
+          <w:tcPr>
+            <w:tcW w:w="5975" w:type="dxa"/>
             <w:tcBorders>
               <w:top w:val="nil"/>
               <w:left w:val="nil"/>
@@ -1186,23 +1190,21 @@
                 <w:kern w:val="0"/>
                 <w:sz w:val="24"/>
                 <w:szCs w:val="24"/>
-                <w:highlight w:val="none"/>
-                <w:lang w:val="en-US" w:eastAsia="zh-CN" w:bidi="ar"/>
-              </w:rPr>
-            </w:pPr>
-            <w:r>
-              <w:rPr>
-                <w:rFonts w:hint="eastAsia" w:ascii="Calibri" w:hAnsi="Calibri" w:eastAsia="宋体" w:cs="Times New Roman"/>
-                <w:b w:val="0"/>
-                <w:bCs w:val="0"/>
-                <w:color w:val="000000"/>
-                <w:kern w:val="0"/>
-                <w:sz w:val="24"/>
-                <w:szCs w:val="24"/>
-                <w:highlight w:val="none"/>
-                <w:lang w:val="en-US" w:eastAsia="zh-CN" w:bidi="ar"/>
-              </w:rPr>
-              <w:t>无持续上升趋势</w:t>
+                <w:lang w:val="en-US" w:eastAsia="zh-CN" w:bidi="ar"/>
+              </w:rPr>
+            </w:pPr>
+            <w:r>
+              <w:rPr>
+                <w:rFonts w:hint="eastAsia" w:ascii="Calibri" w:hAnsi="Calibri" w:eastAsia="宋体" w:cs="Times New Roman"/>
+                <w:b w:val="0"/>
+                <w:bCs w:val="0"/>
+                <w:color w:val="000000"/>
+                <w:kern w:val="0"/>
+                <w:sz w:val="24"/>
+                <w:szCs w:val="24"/>
+                <w:lang w:val="en-US" w:eastAsia="zh-CN" w:bidi="ar"/>
+              </w:rPr>
+              <w:t>无连接耗尽、死锁、明显慢查询</w:t>
             </w:r>
           </w:p>
         </w:tc>
@@ -1226,107 +1228,7 @@
         </w:tblPrEx>
         <w:tc>
           <w:tcPr>
-            <w:tcW w:w="2297" w:type="dxa"/>
-            <w:tcBorders>
-              <w:top w:val="nil"/>
-              <w:left w:val="nil"/>
-              <w:bottom w:val="nil"/>
-              <w:right w:val="nil"/>
-            </w:tcBorders>
-            <w:shd w:val="clear" w:color="auto" w:fill="FFFFFF"/>
-          </w:tcPr>
-          <w:p>
-            <w:pPr>
-              <w:spacing w:after="0" w:line="240" w:lineRule="auto"/>
-              <w:jc w:val="center"/>
-              <w:rPr>
-                <w:rFonts w:hint="eastAsia" w:ascii="Calibri" w:hAnsi="Calibri" w:eastAsia="宋体" w:cs="Times New Roman"/>
-                <w:b w:val="0"/>
-                <w:bCs w:val="0"/>
-                <w:color w:val="000000"/>
-                <w:kern w:val="0"/>
-                <w:sz w:val="24"/>
-                <w:szCs w:val="24"/>
-                <w:lang w:val="en-US" w:eastAsia="zh-CN" w:bidi="ar"/>
-              </w:rPr>
-            </w:pPr>
-            <w:r>
-              <w:rPr>
-                <w:rFonts w:hint="eastAsia" w:ascii="Calibri" w:hAnsi="Calibri" w:eastAsia="宋体" w:cs="Times New Roman"/>
-                <w:b w:val="0"/>
-                <w:bCs w:val="0"/>
-                <w:color w:val="000000"/>
-                <w:kern w:val="0"/>
-                <w:sz w:val="24"/>
-                <w:szCs w:val="24"/>
-                <w:lang w:val="en-US" w:eastAsia="zh-CN" w:bidi="ar"/>
-              </w:rPr>
-              <w:t>数据库连接</w:t>
-            </w:r>
-          </w:p>
-        </w:tc>
-        <w:tc>
-          <w:tcPr>
-            <w:tcW w:w="6140" w:type="dxa"/>
-            <w:tcBorders>
-              <w:top w:val="nil"/>
-              <w:left w:val="nil"/>
-              <w:bottom w:val="nil"/>
-              <w:right w:val="nil"/>
-            </w:tcBorders>
-            <w:shd w:val="clear" w:color="auto" w:fill="FFFFFF"/>
-          </w:tcPr>
-          <w:p>
-            <w:pPr>
-              <w:spacing w:after="0" w:line="240" w:lineRule="auto"/>
-              <w:jc w:val="center"/>
-              <w:rPr>
-                <w:rFonts w:hint="eastAsia" w:ascii="Calibri" w:hAnsi="Calibri" w:eastAsia="宋体" w:cs="Times New Roman"/>
-                <w:b w:val="0"/>
-                <w:bCs w:val="0"/>
-                <w:color w:val="000000"/>
-                <w:kern w:val="0"/>
-                <w:sz w:val="24"/>
-                <w:szCs w:val="24"/>
-                <w:lang w:val="en-US" w:eastAsia="zh-CN" w:bidi="ar"/>
-              </w:rPr>
-            </w:pPr>
-            <w:r>
-              <w:rPr>
-                <w:rFonts w:hint="eastAsia" w:ascii="Calibri" w:hAnsi="Calibri" w:eastAsia="宋体" w:cs="Times New Roman"/>
-                <w:b w:val="0"/>
-                <w:bCs w:val="0"/>
-                <w:color w:val="000000"/>
-                <w:kern w:val="0"/>
-                <w:sz w:val="24"/>
-                <w:szCs w:val="24"/>
-                <w:lang w:val="en-US" w:eastAsia="zh-CN" w:bidi="ar"/>
-              </w:rPr>
-              <w:t>无连接耗尽、死锁、明显慢查询</w:t>
-            </w:r>
-          </w:p>
-        </w:tc>
-      </w:tr>
-      <w:tr>
-        <w:tblPrEx>
-          <w:tblBorders>
-            <w:top w:val="single" w:color="auto" w:sz="4" w:space="0"/>
-            <w:left w:val="single" w:color="auto" w:sz="4" w:space="0"/>
-            <w:bottom w:val="single" w:color="auto" w:sz="4" w:space="0"/>
-            <w:right w:val="single" w:color="auto" w:sz="4" w:space="0"/>
-            <w:insideH w:val="single" w:color="auto" w:sz="4" w:space="0"/>
-            <w:insideV w:val="single" w:color="auto" w:sz="4" w:space="0"/>
-          </w:tblBorders>
-          <w:tblCellMar>
-            <w:top w:w="0" w:type="dxa"/>
-            <w:left w:w="108" w:type="dxa"/>
-            <w:bottom w:w="0" w:type="dxa"/>
-            <w:right w:w="108" w:type="dxa"/>
-          </w:tblCellMar>
-        </w:tblPrEx>
-        <w:tc>
-          <w:tcPr>
-            <w:tcW w:w="2297" w:type="dxa"/>
+            <w:tcW w:w="2462" w:type="dxa"/>
             <w:tcBorders>
               <w:top w:val="nil"/>
               <w:left w:val="nil"/>
@@ -1367,7 +1269,7 @@
         </w:tc>
         <w:tc>
           <w:tcPr>
-            <w:tcW w:w="6140" w:type="dxa"/>
+            <w:tcW w:w="5975" w:type="dxa"/>
             <w:tcBorders>
               <w:top w:val="nil"/>
               <w:left w:val="nil"/>
@@ -4532,7 +4434,7 @@
                 <w:szCs w:val="24"/>
                 <w:lang w:val="en-US" w:eastAsia="zh-CN" w:bidi="ar"/>
               </w:rPr>
-              <w:t>扫描成功；真实邮件场景 P95 ≤ 5s</w:t>
+              <w:t>真实邮件场景 P95 ≤ 5s</w:t>
             </w:r>
           </w:p>
         </w:tc>
@@ -5752,8 +5654,8 @@
       <w:tblGrid>
         <w:gridCol w:w="1259"/>
         <w:gridCol w:w="618"/>
-        <w:gridCol w:w="2045"/>
-        <w:gridCol w:w="800"/>
+        <w:gridCol w:w="1855"/>
+        <w:gridCol w:w="990"/>
         <w:gridCol w:w="764"/>
         <w:gridCol w:w="1241"/>
         <w:gridCol w:w="1097"/>
@@ -5873,7 +5775,7 @@
         </w:tc>
         <w:tc>
           <w:tcPr>
-            <w:tcW w:w="2045" w:type="dxa"/>
+            <w:tcW w:w="1855" w:type="dxa"/>
             <w:tcBorders>
               <w:top w:val="single" w:color="000000" w:sz="12" w:space="0"/>
               <w:bottom w:val="single" w:color="000000" w:sz="4" w:space="0"/>
@@ -5918,7 +5820,7 @@
         </w:tc>
         <w:tc>
           <w:tcPr>
-            <w:tcW w:w="800" w:type="dxa"/>
+            <w:tcW w:w="990" w:type="dxa"/>
             <w:tcBorders>
               <w:top w:val="single" w:color="000000" w:sz="12" w:space="0"/>
               <w:bottom w:val="single" w:color="000000" w:sz="4" w:space="0"/>
@@ -5934,8 +5836,7 @@
           </w:tcPr>
           <w:p>
             <w:pPr>
-              <w:ind w:firstLine="482" w:firstLineChars="200"/>
-              <w:jc w:val="center"/>
+              <w:jc w:val="both"/>
               <w:rPr>
                 <w:rFonts w:hint="default" w:ascii="Calibri" w:hAnsi="Calibri" w:eastAsia="宋体" w:cs="Times New Roman"/>
                 <w:b/>
@@ -5963,8 +5864,7 @@
           </w:p>
           <w:p>
             <w:pPr>
-              <w:ind w:firstLine="482" w:firstLineChars="200"/>
-              <w:jc w:val="center"/>
+              <w:jc w:val="both"/>
               <w:rPr>
                 <w:rFonts w:hint="default" w:ascii="Calibri" w:hAnsi="Calibri" w:eastAsia="宋体" w:cs="Times New Roman"/>
                 <w:b/>
@@ -6009,8 +5909,7 @@
           </w:tcPr>
           <w:p>
             <w:pPr>
-              <w:ind w:firstLine="482" w:firstLineChars="200"/>
-              <w:jc w:val="center"/>
+              <w:jc w:val="both"/>
               <w:rPr>
                 <w:rFonts w:hint="default" w:ascii="Calibri" w:hAnsi="Calibri" w:eastAsia="宋体" w:cs="Times New Roman"/>
                 <w:b/>
@@ -6038,8 +5937,7 @@
           </w:p>
           <w:p>
             <w:pPr>
-              <w:ind w:firstLine="482" w:firstLineChars="200"/>
-              <w:jc w:val="center"/>
+              <w:jc w:val="both"/>
               <w:rPr>
                 <w:rFonts w:hint="default" w:ascii="Calibri" w:hAnsi="Calibri" w:eastAsia="宋体" w:cs="Times New Roman"/>
                 <w:b/>
@@ -6211,6 +6109,376 @@
                 <w:lang w:val="en-US" w:eastAsia="zh-CN" w:bidi="ar"/>
               </w:rPr>
               <w:t>是否通过</w:t>
+            </w:r>
+          </w:p>
+        </w:tc>
+      </w:tr>
+      <w:tr>
+        <w:tblPrEx>
+          <w:tblBorders>
+            <w:top w:val="none" w:color="auto" w:sz="0" w:space="0"/>
+            <w:left w:val="none" w:color="auto" w:sz="0" w:space="0"/>
+            <w:bottom w:val="none" w:color="auto" w:sz="0" w:space="0"/>
+            <w:right w:val="none" w:color="auto" w:sz="0" w:space="0"/>
+            <w:insideH w:val="none" w:color="auto" w:sz="0" w:space="0"/>
+            <w:insideV w:val="none" w:color="auto" w:sz="0" w:space="0"/>
+          </w:tblBorders>
+          <w:tblCellMar>
+            <w:top w:w="15" w:type="dxa"/>
+            <w:left w:w="15" w:type="dxa"/>
+            <w:bottom w:w="15" w:type="dxa"/>
+            <w:right w:w="15" w:type="dxa"/>
+          </w:tblCellMar>
+        </w:tblPrEx>
+        <w:tc>
+          <w:tcPr>
+            <w:tcW w:w="1259" w:type="dxa"/>
+            <w:tcBorders>
+              <w:top w:val="single" w:color="000000" w:sz="4" w:space="0"/>
+            </w:tcBorders>
+            <w:shd w:val="clear" w:color="auto" w:fill="FFFFFF"/>
+            <w:tcMar>
+              <w:top w:w="100" w:type="dxa"/>
+              <w:left w:w="0" w:type="dxa"/>
+              <w:bottom w:w="100" w:type="dxa"/>
+              <w:right w:w="160" w:type="dxa"/>
+            </w:tcMar>
+            <w:vAlign w:val="center"/>
+          </w:tcPr>
+          <w:p>
+            <w:pPr>
+              <w:jc w:val="center"/>
+              <w:rPr>
+                <w:rFonts w:hint="default" w:ascii="Calibri" w:hAnsi="Calibri" w:eastAsia="宋体" w:cs="Times New Roman"/>
+                <w:b w:val="0"/>
+                <w:bCs w:val="0"/>
+                <w:color w:val="000000"/>
+                <w:kern w:val="0"/>
+                <w:sz w:val="24"/>
+                <w:szCs w:val="24"/>
+                <w:lang w:val="en-US" w:eastAsia="zh-CN" w:bidi="ar"/>
+              </w:rPr>
+            </w:pPr>
+            <w:r>
+              <w:rPr>
+                <w:rFonts w:hint="default" w:ascii="Calibri" w:hAnsi="Calibri" w:eastAsia="宋体" w:cs="Times New Roman"/>
+                <w:b w:val="0"/>
+                <w:bCs w:val="0"/>
+                <w:color w:val="000000"/>
+                <w:kern w:val="0"/>
+                <w:sz w:val="24"/>
+                <w:szCs w:val="24"/>
+                <w:lang w:val="en-US" w:eastAsia="zh-CN" w:bidi="ar"/>
+              </w:rPr>
+              <w:t>新建用户</w:t>
+            </w:r>
+          </w:p>
+        </w:tc>
+        <w:tc>
+          <w:tcPr>
+            <w:tcW w:w="618" w:type="dxa"/>
+            <w:tcBorders>
+              <w:top w:val="single" w:color="000000" w:sz="4" w:space="0"/>
+            </w:tcBorders>
+            <w:shd w:val="clear" w:color="auto" w:fill="FFFFFF"/>
+            <w:tcMar>
+              <w:top w:w="100" w:type="dxa"/>
+              <w:left w:w="160" w:type="dxa"/>
+              <w:bottom w:w="100" w:type="dxa"/>
+              <w:right w:w="160" w:type="dxa"/>
+            </w:tcMar>
+            <w:vAlign w:val="center"/>
+          </w:tcPr>
+          <w:p>
+            <w:pPr>
+              <w:jc w:val="center"/>
+              <w:rPr>
+                <w:rFonts w:hint="default" w:ascii="Calibri" w:hAnsi="Calibri" w:eastAsia="宋体" w:cs="Times New Roman"/>
+                <w:b w:val="0"/>
+                <w:bCs w:val="0"/>
+                <w:color w:val="000000"/>
+                <w:kern w:val="0"/>
+                <w:sz w:val="24"/>
+                <w:szCs w:val="24"/>
+                <w:lang w:val="en-US" w:eastAsia="zh-CN" w:bidi="ar"/>
+              </w:rPr>
+            </w:pPr>
+            <w:r>
+              <w:rPr>
+                <w:rFonts w:hint="eastAsia" w:ascii="Calibri" w:hAnsi="Calibri" w:eastAsia="宋体" w:cs="Times New Roman"/>
+                <w:b w:val="0"/>
+                <w:bCs w:val="0"/>
+                <w:color w:val="000000"/>
+                <w:kern w:val="0"/>
+                <w:sz w:val="24"/>
+                <w:szCs w:val="24"/>
+                <w:lang w:val="en-US" w:eastAsia="zh-CN" w:bidi="ar"/>
+              </w:rPr>
+              <w:t>50</w:t>
+            </w:r>
+          </w:p>
+        </w:tc>
+        <w:tc>
+          <w:tcPr>
+            <w:tcW w:w="1855" w:type="dxa"/>
+            <w:tcBorders>
+              <w:top w:val="single" w:color="000000" w:sz="4" w:space="0"/>
+            </w:tcBorders>
+            <w:shd w:val="clear" w:color="auto" w:fill="FFFFFF"/>
+            <w:tcMar>
+              <w:top w:w="100" w:type="dxa"/>
+              <w:left w:w="160" w:type="dxa"/>
+              <w:bottom w:w="100" w:type="dxa"/>
+              <w:right w:w="160" w:type="dxa"/>
+            </w:tcMar>
+            <w:vAlign w:val="center"/>
+          </w:tcPr>
+          <w:p>
+            <w:pPr>
+              <w:jc w:val="center"/>
+              <w:rPr>
+                <w:rFonts w:hint="default" w:ascii="Calibri" w:hAnsi="Calibri" w:eastAsia="宋体" w:cs="Times New Roman"/>
+                <w:b w:val="0"/>
+                <w:bCs w:val="0"/>
+                <w:color w:val="000000"/>
+                <w:kern w:val="0"/>
+                <w:sz w:val="24"/>
+                <w:szCs w:val="24"/>
+                <w:lang w:val="en-US" w:eastAsia="zh-CN" w:bidi="ar"/>
+              </w:rPr>
+            </w:pPr>
+            <w:r>
+              <w:rPr>
+                <w:rFonts w:hint="eastAsia" w:ascii="Calibri" w:hAnsi="Calibri" w:eastAsia="宋体" w:cs="Times New Roman"/>
+                <w:b w:val="0"/>
+                <w:bCs w:val="0"/>
+                <w:color w:val="000000"/>
+                <w:kern w:val="0"/>
+                <w:sz w:val="24"/>
+                <w:szCs w:val="24"/>
+                <w:lang w:val="en-US" w:eastAsia="zh-CN" w:bidi="ar"/>
+              </w:rPr>
+              <w:t>59</w:t>
+            </w:r>
+          </w:p>
+        </w:tc>
+        <w:tc>
+          <w:tcPr>
+            <w:tcW w:w="990" w:type="dxa"/>
+            <w:tcBorders>
+              <w:top w:val="single" w:color="000000" w:sz="4" w:space="0"/>
+            </w:tcBorders>
+            <w:shd w:val="clear" w:color="auto" w:fill="FFFFFF"/>
+            <w:tcMar>
+              <w:top w:w="100" w:type="dxa"/>
+              <w:left w:w="160" w:type="dxa"/>
+              <w:bottom w:w="100" w:type="dxa"/>
+              <w:right w:w="160" w:type="dxa"/>
+            </w:tcMar>
+            <w:vAlign w:val="center"/>
+          </w:tcPr>
+          <w:p>
+            <w:pPr>
+              <w:jc w:val="center"/>
+              <w:rPr>
+                <w:rFonts w:hint="default" w:ascii="Calibri" w:hAnsi="Calibri" w:eastAsia="宋体" w:cs="Times New Roman"/>
+                <w:b w:val="0"/>
+                <w:bCs w:val="0"/>
+                <w:color w:val="000000"/>
+                <w:kern w:val="0"/>
+                <w:sz w:val="24"/>
+                <w:szCs w:val="24"/>
+                <w:lang w:val="en-US" w:eastAsia="zh-CN" w:bidi="ar"/>
+              </w:rPr>
+            </w:pPr>
+            <w:r>
+              <w:rPr>
+                <w:rFonts w:hint="eastAsia" w:ascii="Calibri" w:hAnsi="Calibri" w:eastAsia="宋体" w:cs="Times New Roman"/>
+                <w:b w:val="0"/>
+                <w:bCs w:val="0"/>
+                <w:color w:val="000000"/>
+                <w:kern w:val="0"/>
+                <w:sz w:val="24"/>
+                <w:szCs w:val="24"/>
+                <w:lang w:val="en-US" w:eastAsia="zh-CN" w:bidi="ar"/>
+              </w:rPr>
+              <w:t>93</w:t>
+            </w:r>
+          </w:p>
+        </w:tc>
+        <w:tc>
+          <w:tcPr>
+            <w:tcW w:w="764" w:type="dxa"/>
+            <w:tcBorders>
+              <w:top w:val="single" w:color="000000" w:sz="4" w:space="0"/>
+            </w:tcBorders>
+            <w:shd w:val="clear" w:color="auto" w:fill="FFFFFF"/>
+            <w:tcMar>
+              <w:top w:w="100" w:type="dxa"/>
+              <w:left w:w="160" w:type="dxa"/>
+              <w:bottom w:w="100" w:type="dxa"/>
+              <w:right w:w="160" w:type="dxa"/>
+            </w:tcMar>
+            <w:vAlign w:val="center"/>
+          </w:tcPr>
+          <w:p>
+            <w:pPr>
+              <w:jc w:val="center"/>
+              <w:rPr>
+                <w:rFonts w:hint="default" w:ascii="Calibri" w:hAnsi="Calibri" w:eastAsia="宋体" w:cs="Times New Roman"/>
+                <w:b w:val="0"/>
+                <w:bCs w:val="0"/>
+                <w:color w:val="000000"/>
+                <w:kern w:val="0"/>
+                <w:sz w:val="24"/>
+                <w:szCs w:val="24"/>
+                <w:lang w:val="en-US" w:eastAsia="zh-CN" w:bidi="ar"/>
+              </w:rPr>
+            </w:pPr>
+            <w:r>
+              <w:rPr>
+                <w:rFonts w:hint="eastAsia" w:ascii="Calibri" w:hAnsi="Calibri" w:eastAsia="宋体" w:cs="Times New Roman"/>
+                <w:b w:val="0"/>
+                <w:bCs w:val="0"/>
+                <w:color w:val="000000"/>
+                <w:kern w:val="0"/>
+                <w:sz w:val="24"/>
+                <w:szCs w:val="24"/>
+                <w:lang w:val="en-US" w:eastAsia="zh-CN" w:bidi="ar"/>
+              </w:rPr>
+              <w:t>115</w:t>
+            </w:r>
+          </w:p>
+        </w:tc>
+        <w:tc>
+          <w:tcPr>
+            <w:tcW w:w="1241" w:type="dxa"/>
+            <w:tcBorders>
+              <w:top w:val="single" w:color="000000" w:sz="4" w:space="0"/>
+            </w:tcBorders>
+            <w:shd w:val="clear" w:color="auto" w:fill="FFFFFF"/>
+            <w:tcMar>
+              <w:top w:w="100" w:type="dxa"/>
+              <w:left w:w="160" w:type="dxa"/>
+              <w:bottom w:w="100" w:type="dxa"/>
+              <w:right w:w="160" w:type="dxa"/>
+            </w:tcMar>
+            <w:vAlign w:val="center"/>
+          </w:tcPr>
+          <w:p>
+            <w:pPr>
+              <w:jc w:val="center"/>
+              <w:rPr>
+                <w:rFonts w:hint="default" w:ascii="Calibri" w:hAnsi="Calibri" w:eastAsia="宋体" w:cs="Times New Roman"/>
+                <w:b w:val="0"/>
+                <w:bCs w:val="0"/>
+                <w:color w:val="000000"/>
+                <w:kern w:val="0"/>
+                <w:sz w:val="24"/>
+                <w:szCs w:val="24"/>
+                <w:lang w:val="en-US" w:eastAsia="zh-CN" w:bidi="ar"/>
+              </w:rPr>
+            </w:pPr>
+            <w:r>
+              <w:rPr>
+                <w:rFonts w:hint="eastAsia" w:ascii="Calibri" w:hAnsi="Calibri" w:eastAsia="宋体" w:cs="Times New Roman"/>
+                <w:b w:val="0"/>
+                <w:bCs w:val="0"/>
+                <w:color w:val="000000"/>
+                <w:kern w:val="0"/>
+                <w:sz w:val="24"/>
+                <w:szCs w:val="24"/>
+                <w:lang w:val="en-US" w:eastAsia="zh-CN" w:bidi="ar"/>
+              </w:rPr>
+              <w:t>799.3</w:t>
+            </w:r>
+          </w:p>
+        </w:tc>
+        <w:tc>
+          <w:tcPr>
+            <w:tcW w:w="1097" w:type="dxa"/>
+            <w:tcBorders>
+              <w:top w:val="single" w:color="000000" w:sz="4" w:space="0"/>
+            </w:tcBorders>
+            <w:shd w:val="clear" w:color="auto" w:fill="FFFFFF"/>
+            <w:tcMar>
+              <w:top w:w="100" w:type="dxa"/>
+              <w:left w:w="160" w:type="dxa"/>
+              <w:bottom w:w="100" w:type="dxa"/>
+              <w:right w:w="160" w:type="dxa"/>
+            </w:tcMar>
+            <w:vAlign w:val="center"/>
+          </w:tcPr>
+          <w:p>
+            <w:pPr>
+              <w:jc w:val="center"/>
+              <w:rPr>
+                <w:rFonts w:hint="default" w:ascii="Calibri" w:hAnsi="Calibri" w:eastAsia="宋体" w:cs="Times New Roman"/>
+                <w:b w:val="0"/>
+                <w:bCs w:val="0"/>
+                <w:color w:val="000000"/>
+                <w:kern w:val="0"/>
+                <w:sz w:val="24"/>
+                <w:szCs w:val="24"/>
+                <w:lang w:val="en-US" w:eastAsia="zh-CN" w:bidi="ar"/>
+              </w:rPr>
+            </w:pPr>
+            <w:r>
+              <w:rPr>
+                <w:rFonts w:hint="eastAsia" w:ascii="Calibri" w:hAnsi="Calibri" w:eastAsia="宋体" w:cs="Times New Roman"/>
+                <w:b w:val="0"/>
+                <w:bCs w:val="0"/>
+                <w:color w:val="000000"/>
+                <w:kern w:val="0"/>
+                <w:sz w:val="24"/>
+                <w:szCs w:val="24"/>
+                <w:lang w:val="en-US" w:eastAsia="zh-CN" w:bidi="ar"/>
+              </w:rPr>
+              <w:t>0.00</w:t>
+            </w:r>
+          </w:p>
+        </w:tc>
+        <w:tc>
+          <w:tcPr>
+            <w:tcW w:w="615" w:type="dxa"/>
+            <w:tcBorders>
+              <w:top w:val="single" w:color="000000" w:sz="4" w:space="0"/>
+            </w:tcBorders>
+            <w:shd w:val="clear" w:color="auto" w:fill="FFFFFF"/>
+            <w:tcMar>
+              <w:top w:w="100" w:type="dxa"/>
+              <w:left w:w="160" w:type="dxa"/>
+              <w:bottom w:w="100" w:type="dxa"/>
+              <w:right w:w="0" w:type="dxa"/>
+            </w:tcMar>
+            <w:vAlign w:val="center"/>
+          </w:tcPr>
+          <w:p>
+            <w:pPr>
+              <w:jc w:val="center"/>
+              <w:rPr>
+                <w:rFonts w:hint="default" w:ascii="Calibri" w:hAnsi="Calibri" w:eastAsia="宋体" w:cs="Times New Roman"/>
+                <w:b w:val="0"/>
+                <w:bCs w:val="0"/>
+                <w:color w:val="000000"/>
+                <w:kern w:val="0"/>
+                <w:sz w:val="24"/>
+                <w:szCs w:val="24"/>
+                <w:lang w:val="en-US" w:eastAsia="zh-CN" w:bidi="ar"/>
+              </w:rPr>
+            </w:pPr>
+            <w:r>
+              <w:rPr>
+                <w:rFonts w:hint="eastAsia" w:ascii="Calibri" w:hAnsi="Calibri" w:eastAsia="宋体" w:cs="Times New Roman"/>
+                <w:b w:val="0"/>
+                <w:bCs w:val="0"/>
+                <w:color w:val="000000"/>
+                <w:kern w:val="0"/>
+                <w:sz w:val="24"/>
+                <w:szCs w:val="24"/>
+                <w:lang w:val="en-US" w:eastAsia="zh-CN" w:bidi="ar"/>
+              </w:rPr>
+              <w:t>√</w:t>
             </w:r>
           </w:p>
         </w:tc>
@@ -6236,9 +6504,6 @@
         <w:tc>
           <w:tcPr>
             <w:tcW w:w="1259" w:type="dxa"/>
-            <w:tcBorders>
-              <w:top w:val="single" w:color="000000" w:sz="4" w:space="0"/>
-            </w:tcBorders>
             <w:shd w:val="clear" w:color="auto" w:fill="FFFFFF"/>
             <w:tcMar>
               <w:top w:w="100" w:type="dxa"/>
@@ -6273,16 +6538,13 @@
                 <w:szCs w:val="24"/>
                 <w:lang w:val="en-US" w:eastAsia="zh-CN" w:bidi="ar"/>
               </w:rPr>
-              <w:t>新建用户</w:t>
+              <w:t>新建任务</w:t>
             </w:r>
           </w:p>
         </w:tc>
         <w:tc>
           <w:tcPr>
             <w:tcW w:w="618" w:type="dxa"/>
-            <w:tcBorders>
-              <w:top w:val="single" w:color="000000" w:sz="4" w:space="0"/>
-            </w:tcBorders>
             <w:shd w:val="clear" w:color="auto" w:fill="FFFFFF"/>
             <w:tcMar>
               <w:top w:w="100" w:type="dxa"/>
@@ -6323,10 +6585,7 @@
         </w:tc>
         <w:tc>
           <w:tcPr>
-            <w:tcW w:w="2045" w:type="dxa"/>
-            <w:tcBorders>
-              <w:top w:val="single" w:color="000000" w:sz="4" w:space="0"/>
-            </w:tcBorders>
+            <w:tcW w:w="1855" w:type="dxa"/>
             <w:shd w:val="clear" w:color="auto" w:fill="FFFFFF"/>
             <w:tcMar>
               <w:top w:w="100" w:type="dxa"/>
@@ -6361,16 +6620,13 @@
                 <w:szCs w:val="24"/>
                 <w:lang w:val="en-US" w:eastAsia="zh-CN" w:bidi="ar"/>
               </w:rPr>
-              <w:t>59</w:t>
-            </w:r>
-          </w:p>
-        </w:tc>
-        <w:tc>
-          <w:tcPr>
-            <w:tcW w:w="800" w:type="dxa"/>
-            <w:tcBorders>
-              <w:top w:val="single" w:color="000000" w:sz="4" w:space="0"/>
-            </w:tcBorders>
+              <w:t>55</w:t>
+            </w:r>
+          </w:p>
+        </w:tc>
+        <w:tc>
+          <w:tcPr>
+            <w:tcW w:w="990" w:type="dxa"/>
             <w:shd w:val="clear" w:color="auto" w:fill="FFFFFF"/>
             <w:tcMar>
               <w:top w:w="100" w:type="dxa"/>
@@ -6405,16 +6661,13 @@
                 <w:szCs w:val="24"/>
                 <w:lang w:val="en-US" w:eastAsia="zh-CN" w:bidi="ar"/>
               </w:rPr>
-              <w:t>93</w:t>
+              <w:t>102</w:t>
             </w:r>
           </w:p>
         </w:tc>
         <w:tc>
           <w:tcPr>
             <w:tcW w:w="764" w:type="dxa"/>
-            <w:tcBorders>
-              <w:top w:val="single" w:color="000000" w:sz="4" w:space="0"/>
-            </w:tcBorders>
             <w:shd w:val="clear" w:color="auto" w:fill="FFFFFF"/>
             <w:tcMar>
               <w:top w:w="100" w:type="dxa"/>
@@ -6449,16 +6702,13 @@
                 <w:szCs w:val="24"/>
                 <w:lang w:val="en-US" w:eastAsia="zh-CN" w:bidi="ar"/>
               </w:rPr>
-              <w:t>115</w:t>
+              <w:t>132</w:t>
             </w:r>
           </w:p>
         </w:tc>
         <w:tc>
           <w:tcPr>
             <w:tcW w:w="1241" w:type="dxa"/>
-            <w:tcBorders>
-              <w:top w:val="single" w:color="000000" w:sz="4" w:space="0"/>
-            </w:tcBorders>
             <w:shd w:val="clear" w:color="auto" w:fill="FFFFFF"/>
             <w:tcMar>
               <w:top w:w="100" w:type="dxa"/>
@@ -6493,16 +6743,13 @@
                 <w:szCs w:val="24"/>
                 <w:lang w:val="en-US" w:eastAsia="zh-CN" w:bidi="ar"/>
               </w:rPr>
-              <w:t>799.3</w:t>
+              <w:t>850.8</w:t>
             </w:r>
           </w:p>
         </w:tc>
         <w:tc>
           <w:tcPr>
             <w:tcW w:w="1097" w:type="dxa"/>
-            <w:tcBorders>
-              <w:top w:val="single" w:color="000000" w:sz="4" w:space="0"/>
-            </w:tcBorders>
             <w:shd w:val="clear" w:color="auto" w:fill="FFFFFF"/>
             <w:tcMar>
               <w:top w:w="100" w:type="dxa"/>
@@ -6544,9 +6791,352 @@
         <w:tc>
           <w:tcPr>
             <w:tcW w:w="615" w:type="dxa"/>
-            <w:tcBorders>
-              <w:top w:val="single" w:color="000000" w:sz="4" w:space="0"/>
-            </w:tcBorders>
+            <w:shd w:val="clear" w:color="auto" w:fill="FFFFFF"/>
+            <w:tcMar>
+              <w:top w:w="100" w:type="dxa"/>
+              <w:left w:w="160" w:type="dxa"/>
+              <w:bottom w:w="100" w:type="dxa"/>
+              <w:right w:w="0" w:type="dxa"/>
+            </w:tcMar>
+            <w:vAlign w:val="center"/>
+          </w:tcPr>
+          <w:p>
+            <w:pPr>
+              <w:jc w:val="center"/>
+              <w:rPr>
+                <w:rFonts w:hint="default" w:ascii="Calibri" w:hAnsi="Calibri" w:eastAsia="宋体" w:cs="Times New Roman"/>
+                <w:b w:val="0"/>
+                <w:bCs w:val="0"/>
+                <w:color w:val="000000"/>
+                <w:kern w:val="0"/>
+                <w:sz w:val="24"/>
+                <w:szCs w:val="24"/>
+                <w:lang w:val="en-US" w:eastAsia="zh-CN" w:bidi="ar"/>
+              </w:rPr>
+            </w:pPr>
+            <w:r>
+              <w:rPr>
+                <w:rFonts w:hint="eastAsia" w:ascii="Calibri" w:hAnsi="Calibri" w:eastAsia="宋体" w:cs="Times New Roman"/>
+                <w:b w:val="0"/>
+                <w:bCs w:val="0"/>
+                <w:color w:val="000000"/>
+                <w:kern w:val="0"/>
+                <w:sz w:val="24"/>
+                <w:szCs w:val="24"/>
+                <w:lang w:val="en-US" w:eastAsia="zh-CN" w:bidi="ar"/>
+              </w:rPr>
+              <w:t>√</w:t>
+            </w:r>
+          </w:p>
+        </w:tc>
+      </w:tr>
+      <w:tr>
+        <w:tblPrEx>
+          <w:tblBorders>
+            <w:top w:val="none" w:color="auto" w:sz="0" w:space="0"/>
+            <w:left w:val="none" w:color="auto" w:sz="0" w:space="0"/>
+            <w:bottom w:val="none" w:color="auto" w:sz="0" w:space="0"/>
+            <w:right w:val="none" w:color="auto" w:sz="0" w:space="0"/>
+            <w:insideH w:val="none" w:color="auto" w:sz="0" w:space="0"/>
+            <w:insideV w:val="none" w:color="auto" w:sz="0" w:space="0"/>
+          </w:tblBorders>
+          <w:tblCellMar>
+            <w:top w:w="15" w:type="dxa"/>
+            <w:left w:w="15" w:type="dxa"/>
+            <w:bottom w:w="15" w:type="dxa"/>
+            <w:right w:w="15" w:type="dxa"/>
+          </w:tblCellMar>
+        </w:tblPrEx>
+        <w:tc>
+          <w:tcPr>
+            <w:tcW w:w="1259" w:type="dxa"/>
+            <w:shd w:val="clear" w:color="auto" w:fill="FFFFFF"/>
+            <w:tcMar>
+              <w:top w:w="100" w:type="dxa"/>
+              <w:left w:w="0" w:type="dxa"/>
+              <w:bottom w:w="100" w:type="dxa"/>
+              <w:right w:w="160" w:type="dxa"/>
+            </w:tcMar>
+            <w:vAlign w:val="center"/>
+          </w:tcPr>
+          <w:p>
+            <w:pPr>
+              <w:jc w:val="center"/>
+              <w:rPr>
+                <w:rFonts w:hint="default" w:ascii="Calibri" w:hAnsi="Calibri" w:eastAsia="宋体" w:cs="Times New Roman"/>
+                <w:b w:val="0"/>
+                <w:bCs w:val="0"/>
+                <w:color w:val="000000"/>
+                <w:kern w:val="0"/>
+                <w:sz w:val="24"/>
+                <w:szCs w:val="24"/>
+                <w:lang w:val="en-US" w:eastAsia="zh-CN" w:bidi="ar"/>
+              </w:rPr>
+            </w:pPr>
+            <w:r>
+              <w:rPr>
+                <w:rFonts w:hint="default" w:ascii="Calibri" w:hAnsi="Calibri" w:eastAsia="宋体" w:cs="Times New Roman"/>
+                <w:b w:val="0"/>
+                <w:bCs w:val="0"/>
+                <w:color w:val="000000"/>
+                <w:kern w:val="0"/>
+                <w:sz w:val="24"/>
+                <w:szCs w:val="24"/>
+                <w:lang w:val="en-US" w:eastAsia="zh-CN" w:bidi="ar"/>
+              </w:rPr>
+              <w:t>新建目标</w:t>
+            </w:r>
+          </w:p>
+        </w:tc>
+        <w:tc>
+          <w:tcPr>
+            <w:tcW w:w="618" w:type="dxa"/>
+            <w:shd w:val="clear" w:color="auto" w:fill="FFFFFF"/>
+            <w:tcMar>
+              <w:top w:w="100" w:type="dxa"/>
+              <w:left w:w="160" w:type="dxa"/>
+              <w:bottom w:w="100" w:type="dxa"/>
+              <w:right w:w="160" w:type="dxa"/>
+            </w:tcMar>
+            <w:vAlign w:val="center"/>
+          </w:tcPr>
+          <w:p>
+            <w:pPr>
+              <w:jc w:val="center"/>
+              <w:rPr>
+                <w:rFonts w:hint="default" w:ascii="Calibri" w:hAnsi="Calibri" w:eastAsia="宋体" w:cs="Times New Roman"/>
+                <w:b w:val="0"/>
+                <w:bCs w:val="0"/>
+                <w:color w:val="000000"/>
+                <w:kern w:val="0"/>
+                <w:sz w:val="24"/>
+                <w:szCs w:val="24"/>
+                <w:lang w:val="en-US" w:eastAsia="zh-CN" w:bidi="ar"/>
+              </w:rPr>
+            </w:pPr>
+            <w:r>
+              <w:rPr>
+                <w:rFonts w:hint="eastAsia" w:ascii="Calibri" w:hAnsi="Calibri" w:eastAsia="宋体" w:cs="Times New Roman"/>
+                <w:b w:val="0"/>
+                <w:bCs w:val="0"/>
+                <w:color w:val="000000"/>
+                <w:kern w:val="0"/>
+                <w:sz w:val="24"/>
+                <w:szCs w:val="24"/>
+                <w:lang w:val="en-US" w:eastAsia="zh-CN" w:bidi="ar"/>
+              </w:rPr>
+              <w:t>50</w:t>
+            </w:r>
+          </w:p>
+        </w:tc>
+        <w:tc>
+          <w:tcPr>
+            <w:tcW w:w="1855" w:type="dxa"/>
+            <w:shd w:val="clear" w:color="auto" w:fill="FFFFFF"/>
+            <w:tcMar>
+              <w:top w:w="100" w:type="dxa"/>
+              <w:left w:w="160" w:type="dxa"/>
+              <w:bottom w:w="100" w:type="dxa"/>
+              <w:right w:w="160" w:type="dxa"/>
+            </w:tcMar>
+            <w:vAlign w:val="center"/>
+          </w:tcPr>
+          <w:p>
+            <w:pPr>
+              <w:jc w:val="center"/>
+              <w:rPr>
+                <w:rFonts w:hint="default" w:ascii="Calibri" w:hAnsi="Calibri" w:eastAsia="宋体" w:cs="Times New Roman"/>
+                <w:b w:val="0"/>
+                <w:bCs w:val="0"/>
+                <w:color w:val="000000"/>
+                <w:kern w:val="0"/>
+                <w:sz w:val="24"/>
+                <w:szCs w:val="24"/>
+                <w:lang w:val="en-US" w:eastAsia="zh-CN" w:bidi="ar"/>
+              </w:rPr>
+            </w:pPr>
+            <w:r>
+              <w:rPr>
+                <w:rFonts w:hint="eastAsia" w:ascii="Calibri" w:hAnsi="Calibri" w:eastAsia="宋体" w:cs="Times New Roman"/>
+                <w:b w:val="0"/>
+                <w:bCs w:val="0"/>
+                <w:color w:val="000000"/>
+                <w:kern w:val="0"/>
+                <w:sz w:val="24"/>
+                <w:szCs w:val="24"/>
+                <w:lang w:val="en-US" w:eastAsia="zh-CN" w:bidi="ar"/>
+              </w:rPr>
+              <w:t>57</w:t>
+            </w:r>
+          </w:p>
+        </w:tc>
+        <w:tc>
+          <w:tcPr>
+            <w:tcW w:w="990" w:type="dxa"/>
+            <w:shd w:val="clear" w:color="auto" w:fill="FFFFFF"/>
+            <w:tcMar>
+              <w:top w:w="100" w:type="dxa"/>
+              <w:left w:w="160" w:type="dxa"/>
+              <w:bottom w:w="100" w:type="dxa"/>
+              <w:right w:w="160" w:type="dxa"/>
+            </w:tcMar>
+            <w:vAlign w:val="center"/>
+          </w:tcPr>
+          <w:p>
+            <w:pPr>
+              <w:jc w:val="center"/>
+              <w:rPr>
+                <w:rFonts w:hint="default" w:ascii="Calibri" w:hAnsi="Calibri" w:eastAsia="宋体" w:cs="Times New Roman"/>
+                <w:b w:val="0"/>
+                <w:bCs w:val="0"/>
+                <w:color w:val="000000"/>
+                <w:kern w:val="0"/>
+                <w:sz w:val="24"/>
+                <w:szCs w:val="24"/>
+                <w:lang w:val="en-US" w:eastAsia="zh-CN" w:bidi="ar"/>
+              </w:rPr>
+            </w:pPr>
+            <w:r>
+              <w:rPr>
+                <w:rFonts w:hint="eastAsia" w:ascii="Calibri" w:hAnsi="Calibri" w:eastAsia="宋体" w:cs="Times New Roman"/>
+                <w:b w:val="0"/>
+                <w:bCs w:val="0"/>
+                <w:color w:val="000000"/>
+                <w:kern w:val="0"/>
+                <w:sz w:val="24"/>
+                <w:szCs w:val="24"/>
+                <w:lang w:val="en-US" w:eastAsia="zh-CN" w:bidi="ar"/>
+              </w:rPr>
+              <w:t>96</w:t>
+            </w:r>
+          </w:p>
+        </w:tc>
+        <w:tc>
+          <w:tcPr>
+            <w:tcW w:w="764" w:type="dxa"/>
+            <w:shd w:val="clear" w:color="auto" w:fill="FFFFFF"/>
+            <w:tcMar>
+              <w:top w:w="100" w:type="dxa"/>
+              <w:left w:w="160" w:type="dxa"/>
+              <w:bottom w:w="100" w:type="dxa"/>
+              <w:right w:w="160" w:type="dxa"/>
+            </w:tcMar>
+            <w:vAlign w:val="center"/>
+          </w:tcPr>
+          <w:p>
+            <w:pPr>
+              <w:jc w:val="center"/>
+              <w:rPr>
+                <w:rFonts w:hint="default" w:ascii="Calibri" w:hAnsi="Calibri" w:eastAsia="宋体" w:cs="Times New Roman"/>
+                <w:b w:val="0"/>
+                <w:bCs w:val="0"/>
+                <w:color w:val="000000"/>
+                <w:kern w:val="0"/>
+                <w:sz w:val="24"/>
+                <w:szCs w:val="24"/>
+                <w:lang w:val="en-US" w:eastAsia="zh-CN" w:bidi="ar"/>
+              </w:rPr>
+            </w:pPr>
+            <w:r>
+              <w:rPr>
+                <w:rFonts w:hint="eastAsia" w:ascii="Calibri" w:hAnsi="Calibri" w:eastAsia="宋体" w:cs="Times New Roman"/>
+                <w:b w:val="0"/>
+                <w:bCs w:val="0"/>
+                <w:color w:val="000000"/>
+                <w:kern w:val="0"/>
+                <w:sz w:val="24"/>
+                <w:szCs w:val="24"/>
+                <w:lang w:val="en-US" w:eastAsia="zh-CN" w:bidi="ar"/>
+              </w:rPr>
+              <w:t>128</w:t>
+            </w:r>
+          </w:p>
+        </w:tc>
+        <w:tc>
+          <w:tcPr>
+            <w:tcW w:w="1241" w:type="dxa"/>
+            <w:shd w:val="clear" w:color="auto" w:fill="FFFFFF"/>
+            <w:tcMar>
+              <w:top w:w="100" w:type="dxa"/>
+              <w:left w:w="160" w:type="dxa"/>
+              <w:bottom w:w="100" w:type="dxa"/>
+              <w:right w:w="160" w:type="dxa"/>
+            </w:tcMar>
+            <w:vAlign w:val="center"/>
+          </w:tcPr>
+          <w:p>
+            <w:pPr>
+              <w:jc w:val="center"/>
+              <w:rPr>
+                <w:rFonts w:hint="default" w:ascii="Calibri" w:hAnsi="Calibri" w:eastAsia="宋体" w:cs="Times New Roman"/>
+                <w:b w:val="0"/>
+                <w:bCs w:val="0"/>
+                <w:color w:val="000000"/>
+                <w:kern w:val="0"/>
+                <w:sz w:val="24"/>
+                <w:szCs w:val="24"/>
+                <w:lang w:val="en-US" w:eastAsia="zh-CN" w:bidi="ar"/>
+              </w:rPr>
+            </w:pPr>
+            <w:r>
+              <w:rPr>
+                <w:rFonts w:hint="eastAsia" w:ascii="Calibri" w:hAnsi="Calibri" w:eastAsia="宋体" w:cs="Times New Roman"/>
+                <w:b w:val="0"/>
+                <w:bCs w:val="0"/>
+                <w:color w:val="000000"/>
+                <w:kern w:val="0"/>
+                <w:sz w:val="24"/>
+                <w:szCs w:val="24"/>
+                <w:lang w:val="en-US" w:eastAsia="zh-CN" w:bidi="ar"/>
+              </w:rPr>
+              <w:t>833.2</w:t>
+            </w:r>
+          </w:p>
+        </w:tc>
+        <w:tc>
+          <w:tcPr>
+            <w:tcW w:w="1097" w:type="dxa"/>
+            <w:shd w:val="clear" w:color="auto" w:fill="FFFFFF"/>
+            <w:tcMar>
+              <w:top w:w="100" w:type="dxa"/>
+              <w:left w:w="160" w:type="dxa"/>
+              <w:bottom w:w="100" w:type="dxa"/>
+              <w:right w:w="160" w:type="dxa"/>
+            </w:tcMar>
+            <w:vAlign w:val="center"/>
+          </w:tcPr>
+          <w:p>
+            <w:pPr>
+              <w:jc w:val="center"/>
+              <w:rPr>
+                <w:rFonts w:hint="default" w:ascii="Calibri" w:hAnsi="Calibri" w:eastAsia="宋体" w:cs="Times New Roman"/>
+                <w:b w:val="0"/>
+                <w:bCs w:val="0"/>
+                <w:color w:val="000000"/>
+                <w:kern w:val="0"/>
+                <w:sz w:val="24"/>
+                <w:szCs w:val="24"/>
+                <w:lang w:val="en-US" w:eastAsia="zh-CN" w:bidi="ar"/>
+              </w:rPr>
+            </w:pPr>
+            <w:r>
+              <w:rPr>
+                <w:rFonts w:hint="eastAsia" w:ascii="Calibri" w:hAnsi="Calibri" w:eastAsia="宋体" w:cs="Times New Roman"/>
+                <w:b w:val="0"/>
+                <w:bCs w:val="0"/>
+                <w:color w:val="000000"/>
+                <w:kern w:val="0"/>
+                <w:sz w:val="24"/>
+                <w:szCs w:val="24"/>
+                <w:lang w:val="en-US" w:eastAsia="zh-CN" w:bidi="ar"/>
+              </w:rPr>
+              <w:t>0.00</w:t>
+            </w:r>
+          </w:p>
+        </w:tc>
+        <w:tc>
+          <w:tcPr>
+            <w:tcW w:w="615" w:type="dxa"/>
             <w:shd w:val="clear" w:color="auto" w:fill="FFFFFF"/>
             <w:tcMar>
               <w:top w:w="100" w:type="dxa"/>
@@ -6632,16 +7222,16 @@
             </w:pPr>
             <w:r>
               <w:rPr>
-                <w:rFonts w:hint="default" w:ascii="Calibri" w:hAnsi="Calibri" w:eastAsia="宋体" w:cs="Times New Roman"/>
-                <w:b w:val="0"/>
-                <w:bCs w:val="0"/>
-                <w:color w:val="000000"/>
-                <w:kern w:val="0"/>
-                <w:sz w:val="24"/>
-                <w:szCs w:val="24"/>
-                <w:lang w:val="en-US" w:eastAsia="zh-CN" w:bidi="ar"/>
-              </w:rPr>
-              <w:t>新建任务</w:t>
+                <w:rFonts w:hint="eastAsia" w:ascii="Calibri" w:hAnsi="Calibri" w:eastAsia="宋体" w:cs="Times New Roman"/>
+                <w:b w:val="0"/>
+                <w:bCs w:val="0"/>
+                <w:color w:val="000000"/>
+                <w:kern w:val="0"/>
+                <w:sz w:val="24"/>
+                <w:szCs w:val="24"/>
+                <w:lang w:val="en-US" w:eastAsia="zh-CN" w:bidi="ar"/>
+              </w:rPr>
+              <w:t>邮箱保存</w:t>
             </w:r>
           </w:p>
         </w:tc>
@@ -6688,7 +7278,7 @@
         </w:tc>
         <w:tc>
           <w:tcPr>
-            <w:tcW w:w="2045" w:type="dxa"/>
+            <w:tcW w:w="1855" w:type="dxa"/>
             <w:shd w:val="clear" w:color="auto" w:fill="FFFFFF"/>
             <w:tcMar>
               <w:top w:w="100" w:type="dxa"/>
@@ -6723,13 +7313,13 @@
                 <w:szCs w:val="24"/>
                 <w:lang w:val="en-US" w:eastAsia="zh-CN" w:bidi="ar"/>
               </w:rPr>
-              <w:t>55</w:t>
-            </w:r>
-          </w:p>
-        </w:tc>
-        <w:tc>
-          <w:tcPr>
-            <w:tcW w:w="800" w:type="dxa"/>
+              <w:t>98</w:t>
+            </w:r>
+          </w:p>
+        </w:tc>
+        <w:tc>
+          <w:tcPr>
+            <w:tcW w:w="990" w:type="dxa"/>
             <w:shd w:val="clear" w:color="auto" w:fill="FFFFFF"/>
             <w:tcMar>
               <w:top w:w="100" w:type="dxa"/>
@@ -6764,7 +7354,7 @@
                 <w:szCs w:val="24"/>
                 <w:lang w:val="en-US" w:eastAsia="zh-CN" w:bidi="ar"/>
               </w:rPr>
-              <w:t>102</w:t>
+              <w:t>113</w:t>
             </w:r>
           </w:p>
         </w:tc>
@@ -6805,7 +7395,7 @@
                 <w:szCs w:val="24"/>
                 <w:lang w:val="en-US" w:eastAsia="zh-CN" w:bidi="ar"/>
               </w:rPr>
-              <w:t>132</w:t>
+              <w:t>124</w:t>
             </w:r>
           </w:p>
         </w:tc>
@@ -6846,7 +7436,7 @@
                 <w:szCs w:val="24"/>
                 <w:lang w:val="en-US" w:eastAsia="zh-CN" w:bidi="ar"/>
               </w:rPr>
-              <w:t>850.8</w:t>
+              <w:t>482.8</w:t>
             </w:r>
           </w:p>
         </w:tc>
@@ -6943,7 +7533,6 @@
             <w:insideH w:val="none" w:color="auto" w:sz="0" w:space="0"/>
             <w:insideV w:val="none" w:color="auto" w:sz="0" w:space="0"/>
           </w:tblBorders>
-          <w:shd w:val="clear" w:color="auto" w:fill="FFFFFF"/>
           <w:tblCellMar>
             <w:top w:w="15" w:type="dxa"/>
             <w:left w:w="15" w:type="dxa"/>
@@ -6988,7 +7577,7 @@
                 <w:szCs w:val="24"/>
                 <w:lang w:val="en-US" w:eastAsia="zh-CN" w:bidi="ar"/>
               </w:rPr>
-              <w:t>新建目标</w:t>
+              <w:t>邮箱提醒（演示模式）</w:t>
             </w:r>
           </w:p>
         </w:tc>
@@ -7035,7 +7624,7 @@
         </w:tc>
         <w:tc>
           <w:tcPr>
-            <w:tcW w:w="2045" w:type="dxa"/>
+            <w:tcW w:w="1855" w:type="dxa"/>
             <w:shd w:val="clear" w:color="auto" w:fill="FFFFFF"/>
             <w:tcMar>
               <w:top w:w="100" w:type="dxa"/>
@@ -7070,707 +7659,13 @@
                 <w:szCs w:val="24"/>
                 <w:lang w:val="en-US" w:eastAsia="zh-CN" w:bidi="ar"/>
               </w:rPr>
-              <w:t>57</w:t>
-            </w:r>
-          </w:p>
-        </w:tc>
-        <w:tc>
-          <w:tcPr>
-            <w:tcW w:w="800" w:type="dxa"/>
-            <w:shd w:val="clear" w:color="auto" w:fill="FFFFFF"/>
-            <w:tcMar>
-              <w:top w:w="100" w:type="dxa"/>
-              <w:left w:w="160" w:type="dxa"/>
-              <w:bottom w:w="100" w:type="dxa"/>
-              <w:right w:w="160" w:type="dxa"/>
-            </w:tcMar>
-            <w:vAlign w:val="center"/>
-          </w:tcPr>
-          <w:p>
-            <w:pPr>
-              <w:jc w:val="center"/>
-              <w:rPr>
-                <w:rFonts w:hint="default" w:ascii="Calibri" w:hAnsi="Calibri" w:eastAsia="宋体" w:cs="Times New Roman"/>
-                <w:b w:val="0"/>
-                <w:bCs w:val="0"/>
-                <w:color w:val="000000"/>
-                <w:kern w:val="0"/>
-                <w:sz w:val="24"/>
-                <w:szCs w:val="24"/>
-                <w:lang w:val="en-US" w:eastAsia="zh-CN" w:bidi="ar"/>
-              </w:rPr>
-            </w:pPr>
-            <w:r>
-              <w:rPr>
-                <w:rFonts w:hint="eastAsia" w:ascii="Calibri" w:hAnsi="Calibri" w:eastAsia="宋体" w:cs="Times New Roman"/>
-                <w:b w:val="0"/>
-                <w:bCs w:val="0"/>
-                <w:color w:val="000000"/>
-                <w:kern w:val="0"/>
-                <w:sz w:val="24"/>
-                <w:szCs w:val="24"/>
-                <w:lang w:val="en-US" w:eastAsia="zh-CN" w:bidi="ar"/>
-              </w:rPr>
-              <w:t>96</w:t>
-            </w:r>
-          </w:p>
-        </w:tc>
-        <w:tc>
-          <w:tcPr>
-            <w:tcW w:w="764" w:type="dxa"/>
-            <w:shd w:val="clear" w:color="auto" w:fill="FFFFFF"/>
-            <w:tcMar>
-              <w:top w:w="100" w:type="dxa"/>
-              <w:left w:w="160" w:type="dxa"/>
-              <w:bottom w:w="100" w:type="dxa"/>
-              <w:right w:w="160" w:type="dxa"/>
-            </w:tcMar>
-            <w:vAlign w:val="center"/>
-          </w:tcPr>
-          <w:p>
-            <w:pPr>
-              <w:jc w:val="center"/>
-              <w:rPr>
-                <w:rFonts w:hint="default" w:ascii="Calibri" w:hAnsi="Calibri" w:eastAsia="宋体" w:cs="Times New Roman"/>
-                <w:b w:val="0"/>
-                <w:bCs w:val="0"/>
-                <w:color w:val="000000"/>
-                <w:kern w:val="0"/>
-                <w:sz w:val="24"/>
-                <w:szCs w:val="24"/>
-                <w:lang w:val="en-US" w:eastAsia="zh-CN" w:bidi="ar"/>
-              </w:rPr>
-            </w:pPr>
-            <w:r>
-              <w:rPr>
-                <w:rFonts w:hint="eastAsia" w:ascii="Calibri" w:hAnsi="Calibri" w:eastAsia="宋体" w:cs="Times New Roman"/>
-                <w:b w:val="0"/>
-                <w:bCs w:val="0"/>
-                <w:color w:val="000000"/>
-                <w:kern w:val="0"/>
-                <w:sz w:val="24"/>
-                <w:szCs w:val="24"/>
-                <w:lang w:val="en-US" w:eastAsia="zh-CN" w:bidi="ar"/>
-              </w:rPr>
-              <w:t>128</w:t>
-            </w:r>
-          </w:p>
-        </w:tc>
-        <w:tc>
-          <w:tcPr>
-            <w:tcW w:w="1241" w:type="dxa"/>
-            <w:shd w:val="clear" w:color="auto" w:fill="FFFFFF"/>
-            <w:tcMar>
-              <w:top w:w="100" w:type="dxa"/>
-              <w:left w:w="160" w:type="dxa"/>
-              <w:bottom w:w="100" w:type="dxa"/>
-              <w:right w:w="160" w:type="dxa"/>
-            </w:tcMar>
-            <w:vAlign w:val="center"/>
-          </w:tcPr>
-          <w:p>
-            <w:pPr>
-              <w:jc w:val="center"/>
-              <w:rPr>
-                <w:rFonts w:hint="default" w:ascii="Calibri" w:hAnsi="Calibri" w:eastAsia="宋体" w:cs="Times New Roman"/>
-                <w:b w:val="0"/>
-                <w:bCs w:val="0"/>
-                <w:color w:val="000000"/>
-                <w:kern w:val="0"/>
-                <w:sz w:val="24"/>
-                <w:szCs w:val="24"/>
-                <w:lang w:val="en-US" w:eastAsia="zh-CN" w:bidi="ar"/>
-              </w:rPr>
-            </w:pPr>
-            <w:r>
-              <w:rPr>
-                <w:rFonts w:hint="eastAsia" w:ascii="Calibri" w:hAnsi="Calibri" w:eastAsia="宋体" w:cs="Times New Roman"/>
-                <w:b w:val="0"/>
-                <w:bCs w:val="0"/>
-                <w:color w:val="000000"/>
-                <w:kern w:val="0"/>
-                <w:sz w:val="24"/>
-                <w:szCs w:val="24"/>
-                <w:lang w:val="en-US" w:eastAsia="zh-CN" w:bidi="ar"/>
-              </w:rPr>
-              <w:t>833.2</w:t>
-            </w:r>
-          </w:p>
-        </w:tc>
-        <w:tc>
-          <w:tcPr>
-            <w:tcW w:w="1097" w:type="dxa"/>
-            <w:shd w:val="clear" w:color="auto" w:fill="FFFFFF"/>
-            <w:tcMar>
-              <w:top w:w="100" w:type="dxa"/>
-              <w:left w:w="160" w:type="dxa"/>
-              <w:bottom w:w="100" w:type="dxa"/>
-              <w:right w:w="160" w:type="dxa"/>
-            </w:tcMar>
-            <w:vAlign w:val="center"/>
-          </w:tcPr>
-          <w:p>
-            <w:pPr>
-              <w:jc w:val="center"/>
-              <w:rPr>
-                <w:rFonts w:hint="default" w:ascii="Calibri" w:hAnsi="Calibri" w:eastAsia="宋体" w:cs="Times New Roman"/>
-                <w:b w:val="0"/>
-                <w:bCs w:val="0"/>
-                <w:color w:val="000000"/>
-                <w:kern w:val="0"/>
-                <w:sz w:val="24"/>
-                <w:szCs w:val="24"/>
-                <w:lang w:val="en-US" w:eastAsia="zh-CN" w:bidi="ar"/>
-              </w:rPr>
-            </w:pPr>
-            <w:r>
-              <w:rPr>
-                <w:rFonts w:hint="eastAsia" w:ascii="Calibri" w:hAnsi="Calibri" w:eastAsia="宋体" w:cs="Times New Roman"/>
-                <w:b w:val="0"/>
-                <w:bCs w:val="0"/>
-                <w:color w:val="000000"/>
-                <w:kern w:val="0"/>
-                <w:sz w:val="24"/>
-                <w:szCs w:val="24"/>
-                <w:lang w:val="en-US" w:eastAsia="zh-CN" w:bidi="ar"/>
-              </w:rPr>
-              <w:t>0.00</w:t>
-            </w:r>
-          </w:p>
-        </w:tc>
-        <w:tc>
-          <w:tcPr>
-            <w:tcW w:w="615" w:type="dxa"/>
-            <w:shd w:val="clear" w:color="auto" w:fill="FFFFFF"/>
-            <w:tcMar>
-              <w:top w:w="100" w:type="dxa"/>
-              <w:left w:w="160" w:type="dxa"/>
-              <w:bottom w:w="100" w:type="dxa"/>
-              <w:right w:w="0" w:type="dxa"/>
-            </w:tcMar>
-            <w:vAlign w:val="center"/>
-          </w:tcPr>
-          <w:p>
-            <w:pPr>
-              <w:jc w:val="center"/>
-              <w:rPr>
-                <w:rFonts w:hint="default" w:ascii="Calibri" w:hAnsi="Calibri" w:eastAsia="宋体" w:cs="Times New Roman"/>
-                <w:b w:val="0"/>
-                <w:bCs w:val="0"/>
-                <w:color w:val="000000"/>
-                <w:kern w:val="0"/>
-                <w:sz w:val="24"/>
-                <w:szCs w:val="24"/>
-                <w:lang w:val="en-US" w:eastAsia="zh-CN" w:bidi="ar"/>
-              </w:rPr>
-            </w:pPr>
-            <w:r>
-              <w:rPr>
-                <w:rFonts w:hint="eastAsia" w:ascii="Calibri" w:hAnsi="Calibri" w:eastAsia="宋体" w:cs="Times New Roman"/>
-                <w:b w:val="0"/>
-                <w:bCs w:val="0"/>
-                <w:color w:val="000000"/>
-                <w:kern w:val="0"/>
-                <w:sz w:val="24"/>
-                <w:szCs w:val="24"/>
-                <w:lang w:val="en-US" w:eastAsia="zh-CN" w:bidi="ar"/>
-              </w:rPr>
-              <w:t>√</w:t>
-            </w:r>
-          </w:p>
-        </w:tc>
-      </w:tr>
-      <w:tr>
-        <w:tblPrEx>
-          <w:tblBorders>
-            <w:top w:val="none" w:color="auto" w:sz="0" w:space="0"/>
-            <w:left w:val="none" w:color="auto" w:sz="0" w:space="0"/>
-            <w:bottom w:val="none" w:color="auto" w:sz="0" w:space="0"/>
-            <w:right w:val="none" w:color="auto" w:sz="0" w:space="0"/>
-            <w:insideH w:val="none" w:color="auto" w:sz="0" w:space="0"/>
-            <w:insideV w:val="none" w:color="auto" w:sz="0" w:space="0"/>
-          </w:tblBorders>
-          <w:shd w:val="clear" w:color="auto" w:fill="FFFFFF"/>
-          <w:tblCellMar>
-            <w:top w:w="15" w:type="dxa"/>
-            <w:left w:w="15" w:type="dxa"/>
-            <w:bottom w:w="15" w:type="dxa"/>
-            <w:right w:w="15" w:type="dxa"/>
-          </w:tblCellMar>
-        </w:tblPrEx>
-        <w:tc>
-          <w:tcPr>
-            <w:tcW w:w="1259" w:type="dxa"/>
-            <w:shd w:val="clear" w:color="auto" w:fill="FFFFFF"/>
-            <w:tcMar>
-              <w:top w:w="100" w:type="dxa"/>
-              <w:left w:w="0" w:type="dxa"/>
-              <w:bottom w:w="100" w:type="dxa"/>
-              <w:right w:w="160" w:type="dxa"/>
-            </w:tcMar>
-            <w:vAlign w:val="center"/>
-          </w:tcPr>
-          <w:p>
-            <w:pPr>
-              <w:jc w:val="center"/>
-              <w:rPr>
-                <w:rFonts w:hint="default" w:ascii="Calibri" w:hAnsi="Calibri" w:eastAsia="宋体" w:cs="Times New Roman"/>
-                <w:b w:val="0"/>
-                <w:bCs w:val="0"/>
-                <w:color w:val="000000"/>
-                <w:kern w:val="0"/>
-                <w:sz w:val="24"/>
-                <w:szCs w:val="24"/>
-                <w:lang w:val="en-US" w:eastAsia="zh-CN" w:bidi="ar"/>
-              </w:rPr>
-            </w:pPr>
-            <w:r>
-              <w:rPr>
-                <w:rFonts w:hint="eastAsia" w:ascii="Calibri" w:hAnsi="Calibri" w:eastAsia="宋体" w:cs="Times New Roman"/>
-                <w:b w:val="0"/>
-                <w:bCs w:val="0"/>
-                <w:color w:val="000000"/>
-                <w:kern w:val="0"/>
-                <w:sz w:val="24"/>
-                <w:szCs w:val="24"/>
-                <w:lang w:val="en-US" w:eastAsia="zh-CN" w:bidi="ar"/>
-              </w:rPr>
-              <w:t>邮箱保存</w:t>
-            </w:r>
-          </w:p>
-        </w:tc>
-        <w:tc>
-          <w:tcPr>
-            <w:tcW w:w="618" w:type="dxa"/>
-            <w:shd w:val="clear" w:color="auto" w:fill="FFFFFF"/>
-            <w:tcMar>
-              <w:top w:w="100" w:type="dxa"/>
-              <w:left w:w="160" w:type="dxa"/>
-              <w:bottom w:w="100" w:type="dxa"/>
-              <w:right w:w="160" w:type="dxa"/>
-            </w:tcMar>
-            <w:vAlign w:val="center"/>
-          </w:tcPr>
-          <w:p>
-            <w:pPr>
-              <w:jc w:val="center"/>
-              <w:rPr>
-                <w:rFonts w:hint="default" w:ascii="Calibri" w:hAnsi="Calibri" w:eastAsia="宋体" w:cs="Times New Roman"/>
-                <w:b w:val="0"/>
-                <w:bCs w:val="0"/>
-                <w:color w:val="000000"/>
-                <w:kern w:val="0"/>
-                <w:sz w:val="24"/>
-                <w:szCs w:val="24"/>
-                <w:lang w:val="en-US" w:eastAsia="zh-CN" w:bidi="ar"/>
-              </w:rPr>
-            </w:pPr>
-            <w:r>
-              <w:rPr>
-                <w:rFonts w:hint="eastAsia" w:ascii="Calibri" w:hAnsi="Calibri" w:eastAsia="宋体" w:cs="Times New Roman"/>
-                <w:b w:val="0"/>
-                <w:bCs w:val="0"/>
-                <w:color w:val="000000"/>
-                <w:kern w:val="0"/>
-                <w:sz w:val="24"/>
-                <w:szCs w:val="24"/>
-                <w:lang w:val="en-US" w:eastAsia="zh-CN" w:bidi="ar"/>
-              </w:rPr>
-              <w:t>50</w:t>
-            </w:r>
-          </w:p>
-        </w:tc>
-        <w:tc>
-          <w:tcPr>
-            <w:tcW w:w="2045" w:type="dxa"/>
-            <w:shd w:val="clear" w:color="auto" w:fill="FFFFFF"/>
-            <w:tcMar>
-              <w:top w:w="100" w:type="dxa"/>
-              <w:left w:w="160" w:type="dxa"/>
-              <w:bottom w:w="100" w:type="dxa"/>
-              <w:right w:w="160" w:type="dxa"/>
-            </w:tcMar>
-            <w:vAlign w:val="center"/>
-          </w:tcPr>
-          <w:p>
-            <w:pPr>
-              <w:jc w:val="center"/>
-              <w:rPr>
-                <w:rFonts w:hint="default" w:ascii="Calibri" w:hAnsi="Calibri" w:eastAsia="宋体" w:cs="Times New Roman"/>
-                <w:b w:val="0"/>
-                <w:bCs w:val="0"/>
-                <w:color w:val="000000"/>
-                <w:kern w:val="0"/>
-                <w:sz w:val="24"/>
-                <w:szCs w:val="24"/>
-                <w:lang w:val="en-US" w:eastAsia="zh-CN" w:bidi="ar"/>
-              </w:rPr>
-            </w:pPr>
-            <w:r>
-              <w:rPr>
-                <w:rFonts w:hint="eastAsia" w:ascii="Calibri" w:hAnsi="Calibri" w:eastAsia="宋体" w:cs="Times New Roman"/>
-                <w:b w:val="0"/>
-                <w:bCs w:val="0"/>
-                <w:color w:val="000000"/>
-                <w:kern w:val="0"/>
-                <w:sz w:val="24"/>
-                <w:szCs w:val="24"/>
-                <w:lang w:val="en-US" w:eastAsia="zh-CN" w:bidi="ar"/>
-              </w:rPr>
-              <w:t>98</w:t>
-            </w:r>
-          </w:p>
-        </w:tc>
-        <w:tc>
-          <w:tcPr>
-            <w:tcW w:w="800" w:type="dxa"/>
-            <w:shd w:val="clear" w:color="auto" w:fill="FFFFFF"/>
-            <w:tcMar>
-              <w:top w:w="100" w:type="dxa"/>
-              <w:left w:w="160" w:type="dxa"/>
-              <w:bottom w:w="100" w:type="dxa"/>
-              <w:right w:w="160" w:type="dxa"/>
-            </w:tcMar>
-            <w:vAlign w:val="center"/>
-          </w:tcPr>
-          <w:p>
-            <w:pPr>
-              <w:jc w:val="center"/>
-              <w:rPr>
-                <w:rFonts w:hint="default" w:ascii="Calibri" w:hAnsi="Calibri" w:eastAsia="宋体" w:cs="Times New Roman"/>
-                <w:b w:val="0"/>
-                <w:bCs w:val="0"/>
-                <w:color w:val="000000"/>
-                <w:kern w:val="0"/>
-                <w:sz w:val="24"/>
-                <w:szCs w:val="24"/>
-                <w:lang w:val="en-US" w:eastAsia="zh-CN" w:bidi="ar"/>
-              </w:rPr>
-            </w:pPr>
-            <w:r>
-              <w:rPr>
-                <w:rFonts w:hint="eastAsia" w:ascii="Calibri" w:hAnsi="Calibri" w:eastAsia="宋体" w:cs="Times New Roman"/>
-                <w:b w:val="0"/>
-                <w:bCs w:val="0"/>
-                <w:color w:val="000000"/>
-                <w:kern w:val="0"/>
-                <w:sz w:val="24"/>
-                <w:szCs w:val="24"/>
-                <w:lang w:val="en-US" w:eastAsia="zh-CN" w:bidi="ar"/>
-              </w:rPr>
-              <w:t>113</w:t>
-            </w:r>
-          </w:p>
-        </w:tc>
-        <w:tc>
-          <w:tcPr>
-            <w:tcW w:w="764" w:type="dxa"/>
-            <w:shd w:val="clear" w:color="auto" w:fill="FFFFFF"/>
-            <w:tcMar>
-              <w:top w:w="100" w:type="dxa"/>
-              <w:left w:w="160" w:type="dxa"/>
-              <w:bottom w:w="100" w:type="dxa"/>
-              <w:right w:w="160" w:type="dxa"/>
-            </w:tcMar>
-            <w:vAlign w:val="center"/>
-          </w:tcPr>
-          <w:p>
-            <w:pPr>
-              <w:jc w:val="center"/>
-              <w:rPr>
-                <w:rFonts w:hint="default" w:ascii="Calibri" w:hAnsi="Calibri" w:eastAsia="宋体" w:cs="Times New Roman"/>
-                <w:b w:val="0"/>
-                <w:bCs w:val="0"/>
-                <w:color w:val="000000"/>
-                <w:kern w:val="0"/>
-                <w:sz w:val="24"/>
-                <w:szCs w:val="24"/>
-                <w:lang w:val="en-US" w:eastAsia="zh-CN" w:bidi="ar"/>
-              </w:rPr>
-            </w:pPr>
-            <w:r>
-              <w:rPr>
-                <w:rFonts w:hint="eastAsia" w:ascii="Calibri" w:hAnsi="Calibri" w:eastAsia="宋体" w:cs="Times New Roman"/>
-                <w:b w:val="0"/>
-                <w:bCs w:val="0"/>
-                <w:color w:val="000000"/>
-                <w:kern w:val="0"/>
-                <w:sz w:val="24"/>
-                <w:szCs w:val="24"/>
-                <w:lang w:val="en-US" w:eastAsia="zh-CN" w:bidi="ar"/>
-              </w:rPr>
-              <w:t>124</w:t>
-            </w:r>
-          </w:p>
-        </w:tc>
-        <w:tc>
-          <w:tcPr>
-            <w:tcW w:w="1241" w:type="dxa"/>
-            <w:shd w:val="clear" w:color="auto" w:fill="FFFFFF"/>
-            <w:tcMar>
-              <w:top w:w="100" w:type="dxa"/>
-              <w:left w:w="160" w:type="dxa"/>
-              <w:bottom w:w="100" w:type="dxa"/>
-              <w:right w:w="160" w:type="dxa"/>
-            </w:tcMar>
-            <w:vAlign w:val="center"/>
-          </w:tcPr>
-          <w:p>
-            <w:pPr>
-              <w:jc w:val="center"/>
-              <w:rPr>
-                <w:rFonts w:hint="default" w:ascii="Calibri" w:hAnsi="Calibri" w:eastAsia="宋体" w:cs="Times New Roman"/>
-                <w:b w:val="0"/>
-                <w:bCs w:val="0"/>
-                <w:color w:val="000000"/>
-                <w:kern w:val="0"/>
-                <w:sz w:val="24"/>
-                <w:szCs w:val="24"/>
-                <w:lang w:val="en-US" w:eastAsia="zh-CN" w:bidi="ar"/>
-              </w:rPr>
-            </w:pPr>
-            <w:r>
-              <w:rPr>
-                <w:rFonts w:hint="eastAsia" w:ascii="Calibri" w:hAnsi="Calibri" w:eastAsia="宋体" w:cs="Times New Roman"/>
-                <w:b w:val="0"/>
-                <w:bCs w:val="0"/>
-                <w:color w:val="000000"/>
-                <w:kern w:val="0"/>
-                <w:sz w:val="24"/>
-                <w:szCs w:val="24"/>
-                <w:lang w:val="en-US" w:eastAsia="zh-CN" w:bidi="ar"/>
-              </w:rPr>
-              <w:t>482.8</w:t>
-            </w:r>
-          </w:p>
-        </w:tc>
-        <w:tc>
-          <w:tcPr>
-            <w:tcW w:w="1097" w:type="dxa"/>
-            <w:shd w:val="clear" w:color="auto" w:fill="FFFFFF"/>
-            <w:tcMar>
-              <w:top w:w="100" w:type="dxa"/>
-              <w:left w:w="160" w:type="dxa"/>
-              <w:bottom w:w="100" w:type="dxa"/>
-              <w:right w:w="160" w:type="dxa"/>
-            </w:tcMar>
-            <w:vAlign w:val="center"/>
-          </w:tcPr>
-          <w:p>
-            <w:pPr>
-              <w:jc w:val="center"/>
-              <w:rPr>
-                <w:rFonts w:hint="default" w:ascii="Calibri" w:hAnsi="Calibri" w:eastAsia="宋体" w:cs="Times New Roman"/>
-                <w:b w:val="0"/>
-                <w:bCs w:val="0"/>
-                <w:color w:val="000000"/>
-                <w:kern w:val="0"/>
-                <w:sz w:val="24"/>
-                <w:szCs w:val="24"/>
-                <w:lang w:val="en-US" w:eastAsia="zh-CN" w:bidi="ar"/>
-              </w:rPr>
-            </w:pPr>
-            <w:r>
-              <w:rPr>
-                <w:rFonts w:hint="eastAsia" w:ascii="Calibri" w:hAnsi="Calibri" w:eastAsia="宋体" w:cs="Times New Roman"/>
-                <w:b w:val="0"/>
-                <w:bCs w:val="0"/>
-                <w:color w:val="000000"/>
-                <w:kern w:val="0"/>
-                <w:sz w:val="24"/>
-                <w:szCs w:val="24"/>
-                <w:lang w:val="en-US" w:eastAsia="zh-CN" w:bidi="ar"/>
-              </w:rPr>
-              <w:t>0.00</w:t>
-            </w:r>
-          </w:p>
-        </w:tc>
-        <w:tc>
-          <w:tcPr>
-            <w:tcW w:w="615" w:type="dxa"/>
-            <w:shd w:val="clear" w:color="auto" w:fill="FFFFFF"/>
-            <w:tcMar>
-              <w:top w:w="100" w:type="dxa"/>
-              <w:left w:w="160" w:type="dxa"/>
-              <w:bottom w:w="100" w:type="dxa"/>
-              <w:right w:w="0" w:type="dxa"/>
-            </w:tcMar>
-            <w:vAlign w:val="center"/>
-          </w:tcPr>
-          <w:p>
-            <w:pPr>
-              <w:jc w:val="center"/>
-              <w:rPr>
-                <w:rFonts w:hint="default" w:ascii="Calibri" w:hAnsi="Calibri" w:eastAsia="宋体" w:cs="Times New Roman"/>
-                <w:b w:val="0"/>
-                <w:bCs w:val="0"/>
-                <w:color w:val="000000"/>
-                <w:kern w:val="0"/>
-                <w:sz w:val="24"/>
-                <w:szCs w:val="24"/>
-                <w:lang w:val="en-US" w:eastAsia="zh-CN" w:bidi="ar"/>
-              </w:rPr>
-            </w:pPr>
-            <w:r>
-              <w:rPr>
-                <w:rFonts w:hint="eastAsia" w:ascii="Calibri" w:hAnsi="Calibri" w:eastAsia="宋体" w:cs="Times New Roman"/>
-                <w:b w:val="0"/>
-                <w:bCs w:val="0"/>
-                <w:color w:val="000000"/>
-                <w:kern w:val="0"/>
-                <w:sz w:val="24"/>
-                <w:szCs w:val="24"/>
-                <w:lang w:val="en-US" w:eastAsia="zh-CN" w:bidi="ar"/>
-              </w:rPr>
-              <w:t>√</w:t>
-            </w:r>
-          </w:p>
-        </w:tc>
-      </w:tr>
-      <w:tr>
-        <w:tblPrEx>
-          <w:tblBorders>
-            <w:top w:val="none" w:color="auto" w:sz="0" w:space="0"/>
-            <w:left w:val="none" w:color="auto" w:sz="0" w:space="0"/>
-            <w:bottom w:val="none" w:color="auto" w:sz="0" w:space="0"/>
-            <w:right w:val="none" w:color="auto" w:sz="0" w:space="0"/>
-            <w:insideH w:val="none" w:color="auto" w:sz="0" w:space="0"/>
-            <w:insideV w:val="none" w:color="auto" w:sz="0" w:space="0"/>
-          </w:tblBorders>
-          <w:shd w:val="clear" w:color="auto" w:fill="FFFFFF"/>
-          <w:tblCellMar>
-            <w:top w:w="15" w:type="dxa"/>
-            <w:left w:w="15" w:type="dxa"/>
-            <w:bottom w:w="15" w:type="dxa"/>
-            <w:right w:w="15" w:type="dxa"/>
-          </w:tblCellMar>
-        </w:tblPrEx>
-        <w:tc>
-          <w:tcPr>
-            <w:tcW w:w="1259" w:type="dxa"/>
-            <w:shd w:val="clear" w:color="auto" w:fill="FFFFFF"/>
-            <w:tcMar>
-              <w:top w:w="100" w:type="dxa"/>
-              <w:left w:w="0" w:type="dxa"/>
-              <w:bottom w:w="100" w:type="dxa"/>
-              <w:right w:w="160" w:type="dxa"/>
-            </w:tcMar>
-            <w:vAlign w:val="center"/>
-          </w:tcPr>
-          <w:p>
-            <w:pPr>
-              <w:jc w:val="center"/>
-              <w:rPr>
-                <w:rFonts w:hint="default" w:ascii="Calibri" w:hAnsi="Calibri" w:eastAsia="宋体" w:cs="Times New Roman"/>
-                <w:b w:val="0"/>
-                <w:bCs w:val="0"/>
-                <w:color w:val="000000"/>
-                <w:kern w:val="0"/>
-                <w:sz w:val="24"/>
-                <w:szCs w:val="24"/>
-                <w:lang w:val="en-US" w:eastAsia="zh-CN" w:bidi="ar"/>
-              </w:rPr>
-            </w:pPr>
-            <w:r>
-              <w:rPr>
-                <w:rFonts w:hint="default" w:ascii="Calibri" w:hAnsi="Calibri" w:eastAsia="宋体" w:cs="Times New Roman"/>
-                <w:b w:val="0"/>
-                <w:bCs w:val="0"/>
-                <w:color w:val="000000"/>
-                <w:kern w:val="0"/>
-                <w:sz w:val="24"/>
-                <w:szCs w:val="24"/>
-                <w:lang w:val="en-US" w:eastAsia="zh-CN" w:bidi="ar"/>
-              </w:rPr>
-              <w:t>邮箱提醒（演示模式）</w:t>
-            </w:r>
-          </w:p>
-        </w:tc>
-        <w:tc>
-          <w:tcPr>
-            <w:tcW w:w="618" w:type="dxa"/>
-            <w:shd w:val="clear" w:color="auto" w:fill="FFFFFF"/>
-            <w:tcMar>
-              <w:top w:w="100" w:type="dxa"/>
-              <w:left w:w="160" w:type="dxa"/>
-              <w:bottom w:w="100" w:type="dxa"/>
-              <w:right w:w="160" w:type="dxa"/>
-            </w:tcMar>
-            <w:vAlign w:val="center"/>
-          </w:tcPr>
-          <w:p>
-            <w:pPr>
-              <w:jc w:val="center"/>
-              <w:rPr>
-                <w:rFonts w:hint="default" w:ascii="Calibri" w:hAnsi="Calibri" w:eastAsia="宋体" w:cs="Times New Roman"/>
-                <w:b w:val="0"/>
-                <w:bCs w:val="0"/>
-                <w:color w:val="000000"/>
-                <w:kern w:val="0"/>
-                <w:sz w:val="24"/>
-                <w:szCs w:val="24"/>
-                <w:lang w:val="en-US" w:eastAsia="zh-CN" w:bidi="ar"/>
-              </w:rPr>
-            </w:pPr>
-            <w:r>
-              <w:rPr>
-                <w:rFonts w:hint="eastAsia" w:ascii="Calibri" w:hAnsi="Calibri" w:eastAsia="宋体" w:cs="Times New Roman"/>
-                <w:b w:val="0"/>
-                <w:bCs w:val="0"/>
-                <w:color w:val="000000"/>
-                <w:kern w:val="0"/>
-                <w:sz w:val="24"/>
-                <w:szCs w:val="24"/>
-                <w:lang w:val="en-US" w:eastAsia="zh-CN" w:bidi="ar"/>
-              </w:rPr>
-              <w:t>50</w:t>
-            </w:r>
-          </w:p>
-        </w:tc>
-        <w:tc>
-          <w:tcPr>
-            <w:tcW w:w="2045" w:type="dxa"/>
-            <w:shd w:val="clear" w:color="auto" w:fill="FFFFFF"/>
-            <w:tcMar>
-              <w:top w:w="100" w:type="dxa"/>
-              <w:left w:w="160" w:type="dxa"/>
-              <w:bottom w:w="100" w:type="dxa"/>
-              <w:right w:w="160" w:type="dxa"/>
-            </w:tcMar>
-            <w:vAlign w:val="center"/>
-          </w:tcPr>
-          <w:p>
-            <w:pPr>
-              <w:jc w:val="center"/>
-              <w:rPr>
-                <w:rFonts w:hint="default" w:ascii="Calibri" w:hAnsi="Calibri" w:eastAsia="宋体" w:cs="Times New Roman"/>
-                <w:b w:val="0"/>
-                <w:bCs w:val="0"/>
-                <w:color w:val="000000"/>
-                <w:kern w:val="0"/>
-                <w:sz w:val="24"/>
-                <w:szCs w:val="24"/>
-                <w:lang w:val="en-US" w:eastAsia="zh-CN" w:bidi="ar"/>
-              </w:rPr>
-            </w:pPr>
-            <w:r>
-              <w:rPr>
-                <w:rFonts w:hint="eastAsia" w:ascii="Calibri" w:hAnsi="Calibri" w:eastAsia="宋体" w:cs="Times New Roman"/>
-                <w:b w:val="0"/>
-                <w:bCs w:val="0"/>
-                <w:color w:val="000000"/>
-                <w:kern w:val="0"/>
-                <w:sz w:val="24"/>
-                <w:szCs w:val="24"/>
-                <w:lang w:val="en-US" w:eastAsia="zh-CN" w:bidi="ar"/>
-              </w:rPr>
               <w:t>19</w:t>
             </w:r>
           </w:p>
         </w:tc>
         <w:tc>
           <w:tcPr>
-            <w:tcW w:w="800" w:type="dxa"/>
+            <w:tcW w:w="990" w:type="dxa"/>
             <w:shd w:val="clear" w:color="auto" w:fill="FFFFFF"/>
             <w:tcMar>
               <w:top w:w="100" w:type="dxa"/>
@@ -8053,6 +7948,7 @@
     </w:p>
     <w:tbl>
       <w:tblPr>
+        <w:tblStyle w:val="4"/>
         <w:tblW w:w="8343" w:type="dxa"/>
         <w:tblInd w:w="0" w:type="dxa"/>
         <w:tblBorders>
@@ -9125,7 +9021,6 @@
             <w:insideH w:val="none" w:color="auto" w:sz="0" w:space="0"/>
             <w:insideV w:val="none" w:color="auto" w:sz="0" w:space="0"/>
           </w:tblBorders>
-          <w:shd w:val="clear" w:color="auto" w:fill="FFFFFF"/>
           <w:tblCellMar>
             <w:top w:w="15" w:type="dxa"/>
             <w:left w:w="15" w:type="dxa"/>
@@ -9270,8 +9165,7 @@
           </w:tcPr>
           <w:p>
             <w:pPr>
-              <w:ind w:firstLine="482" w:firstLineChars="200"/>
-              <w:jc w:val="center"/>
+              <w:jc w:val="both"/>
               <w:rPr>
                 <w:rFonts w:hint="default" w:ascii="Calibri" w:hAnsi="Calibri" w:eastAsia="宋体" w:cs="Times New Roman"/>
                 <w:b/>
@@ -9299,8 +9193,7 @@
           </w:p>
           <w:p>
             <w:pPr>
-              <w:ind w:firstLine="482" w:firstLineChars="200"/>
-              <w:jc w:val="center"/>
+              <w:jc w:val="both"/>
               <w:rPr>
                 <w:rFonts w:hint="default" w:ascii="Calibri" w:hAnsi="Calibri" w:eastAsia="宋体" w:cs="Times New Roman"/>
                 <w:b/>
@@ -9341,8 +9234,7 @@
           </w:tcPr>
           <w:p>
             <w:pPr>
-              <w:ind w:firstLine="482" w:firstLineChars="200"/>
-              <w:jc w:val="center"/>
+              <w:jc w:val="both"/>
               <w:rPr>
                 <w:rFonts w:hint="default" w:ascii="Calibri" w:hAnsi="Calibri" w:eastAsia="宋体" w:cs="Times New Roman"/>
                 <w:b/>
@@ -9370,8 +9262,7 @@
           </w:p>
           <w:p>
             <w:pPr>
-              <w:ind w:firstLine="482" w:firstLineChars="200"/>
-              <w:jc w:val="center"/>
+              <w:jc w:val="both"/>
               <w:rPr>
                 <w:rFonts w:hint="default" w:ascii="Calibri" w:hAnsi="Calibri" w:eastAsia="宋体" w:cs="Times New Roman"/>
                 <w:b/>
@@ -9545,6 +9436,7 @@
             <w:insideH w:val="none" w:color="auto" w:sz="0" w:space="0"/>
             <w:insideV w:val="none" w:color="auto" w:sz="0" w:space="0"/>
           </w:tblBorders>
+          <w:shd w:val="clear" w:color="auto" w:fill="FFFFFF"/>
           <w:tblCellMar>
             <w:top w:w="15" w:type="dxa"/>
             <w:left w:w="15" w:type="dxa"/>
@@ -9892,6 +9784,7 @@
             <w:insideH w:val="none" w:color="auto" w:sz="0" w:space="0"/>
             <w:insideV w:val="none" w:color="auto" w:sz="0" w:space="0"/>
           </w:tblBorders>
+          <w:shd w:val="clear" w:color="auto" w:fill="FFFFFF"/>
           <w:tblCellMar>
             <w:top w:w="15" w:type="dxa"/>
             <w:left w:w="15" w:type="dxa"/>
@@ -9903,7 +9796,6 @@
           <w:tcPr>
             <w:tcW w:w="1259" w:type="dxa"/>
             <w:vMerge w:val="continue"/>
-            <w:tcBorders/>
             <w:shd w:val="clear" w:color="auto" w:fill="FFFFFF"/>
             <w:tcMar>
               <w:top w:w="100" w:type="dxa"/>
@@ -10240,6 +10132,7 @@
             <w:insideH w:val="none" w:color="auto" w:sz="0" w:space="0"/>
             <w:insideV w:val="none" w:color="auto" w:sz="0" w:space="0"/>
           </w:tblBorders>
+          <w:shd w:val="clear" w:color="auto" w:fill="FFFFFF"/>
           <w:tblCellMar>
             <w:top w:w="15" w:type="dxa"/>
             <w:left w:w="15" w:type="dxa"/>
@@ -10251,7 +10144,6 @@
           <w:tcPr>
             <w:tcW w:w="1259" w:type="dxa"/>
             <w:vMerge w:val="continue"/>
-            <w:tcBorders/>
             <w:shd w:val="clear" w:color="auto" w:fill="FFFFFF"/>
             <w:tcMar>
               <w:top w:w="100" w:type="dxa"/>
@@ -10627,7 +10519,7 @@
           <w:szCs w:val="24"/>
           <w:lang w:val="en-US" w:eastAsia="zh-CN" w:bidi="ar"/>
         </w:rPr>
-        <w:t>本次稳定性测试采用50并发用户，Ramp-Up时间为30秒，持续运行10分钟。测试场景覆盖创建用户、创建任务、新建目标、保存邮箱等核心接口，使用JMeter非GUI模式执行，并生成HTMLDashboard报告。测试结果显示，总样本数为370913，平均响应时间为78.66ms，P90响应时间为117ms，P95响应时间为131ms，总吞吐量为618.25req/s，整体错误率为0.154%</w:t>
+        <w:t>本次稳定性测试采用50并发用户，Ramp-Up时间为30秒，持续运行10分钟。测试场景覆盖创建用户、创建任务、新建目标、保存邮箱等核心接口，使用JMeter非GUI模式执行，并生成HTML报告。测试结果显示，总样本数为370913，平均响应时间为78.66ms，P90响应时间为117ms，P95响应时间为131ms，总吞吐量为618.25req/s，整体错误率为0.154%</w:t>
       </w:r>
     </w:p>
     <w:p>
@@ -11038,8 +10930,6 @@
                 <w:lang w:val="en-US" w:eastAsia="zh-CN" w:bidi="ar"/>
               </w:rPr>
             </w:pPr>
-            <w:bookmarkStart w:id="0" w:name="_GoBack"/>
-            <w:bookmarkEnd w:id="0"/>
             <w:r>
               <w:rPr>
                 <w:rFonts w:hint="default" w:ascii="Calibri" w:hAnsi="Calibri" w:eastAsia="宋体" w:cs="Times New Roman"/>
@@ -11169,6 +11059,7 @@
             <w:insideH w:val="none" w:color="auto" w:sz="0" w:space="0"/>
             <w:insideV w:val="none" w:color="auto" w:sz="0" w:space="0"/>
           </w:tblBorders>
+          <w:shd w:val="clear" w:color="auto" w:fill="FFFFFF"/>
           <w:tblCellMar>
             <w:top w:w="15" w:type="dxa"/>
             <w:left w:w="15" w:type="dxa"/>
@@ -12438,6 +12329,7 @@
             <w:insideH w:val="none" w:color="auto" w:sz="0" w:space="0"/>
             <w:insideV w:val="none" w:color="auto" w:sz="0" w:space="0"/>
           </w:tblBorders>
+          <w:shd w:val="clear" w:color="auto" w:fill="FFFFFF"/>
           <w:tblCellMar>
             <w:top w:w="15" w:type="dxa"/>
             <w:left w:w="15" w:type="dxa"/>
@@ -13113,7 +13005,7 @@
     <w:lsdException w:unhideWhenUsed="0" w:uiPriority="0" w:semiHidden="0" w:name="Document Map"/>
     <w:lsdException w:unhideWhenUsed="0" w:uiPriority="0" w:semiHidden="0" w:name="Plain Text"/>
     <w:lsdException w:unhideWhenUsed="0" w:uiPriority="0" w:semiHidden="0" w:name="E-mail Signature"/>
-    <w:lsdException w:unhideWhenUsed="0" w:uiPriority="0" w:semiHidden="0" w:name="Normal (Web)"/>
+    <w:lsdException w:qFormat="1" w:unhideWhenUsed="0" w:uiPriority="0" w:semiHidden="0" w:name="Normal (Web)"/>
     <w:lsdException w:unhideWhenUsed="0" w:uiPriority="0" w:semiHidden="0" w:name="HTML Acronym"/>
     <w:lsdException w:unhideWhenUsed="0" w:uiPriority="0" w:semiHidden="0" w:name="HTML Address"/>
     <w:lsdException w:unhideWhenUsed="0" w:uiPriority="0" w:semiHidden="0" w:name="HTML Cite"/>
@@ -13318,6 +13210,7 @@
   <w:style w:type="paragraph" w:styleId="3">
     <w:name w:val="Normal (Web)"/>
     <w:basedOn w:val="1"/>
+    <w:qFormat/>
     <w:uiPriority w:val="0"/>
     <w:rPr>
       <w:sz w:val="24"/>
